--- a/CRICKET CASE STUDY.docx
+++ b/CRICKET CASE STUDY.docx
@@ -2,6 +2,453 @@
 <file path=word/document.xml><?xml version="1.0" encoding="utf-8"?>
 <w:document xmlns:wpc="http://schemas.microsoft.com/office/word/2010/wordprocessingCanvas" xmlns:cx="http://schemas.microsoft.com/office/drawing/2014/chartex" xmlns:cx1="http://schemas.microsoft.com/office/drawing/2015/9/8/chartex" xmlns:cx2="http://schemas.microsoft.com/office/drawing/2015/10/21/chartex" xmlns:cx3="http://schemas.microsoft.com/office/drawing/2016/5/9/chartex" xmlns:cx4="http://schemas.microsoft.com/office/drawing/2016/5/10/chartex" xmlns:cx5="http://schemas.microsoft.com/office/drawing/2016/5/11/chartex" xmlns:cx6="http://schemas.microsoft.com/office/drawing/2016/5/12/chartex" xmlns:cx7="http://schemas.microsoft.com/office/drawing/2016/5/13/chartex" xmlns:cx8="http://schemas.microsoft.com/office/drawing/2016/5/14/chartex" xmlns:mc="http://schemas.openxmlformats.org/markup-compatibility/2006" xmlns:aink="http://schemas.microsoft.com/office/drawing/2016/ink" xmlns:am3d="http://schemas.microsoft.com/office/drawing/2017/model3d" xmlns:o="urn:schemas-microsoft-com:office:office" xmlns:oel="http://schemas.microsoft.com/office/2019/extlst" xmlns:r="http://schemas.openxmlformats.org/officeDocument/2006/relationships" xmlns:m="http://schemas.openxmlformats.org/officeDocument/2006/math" xmlns:v="urn:schemas-microsoft-com:vml" xmlns:wp14="http://schemas.microsoft.com/office/word/2010/wordprocessingDrawing" xmlns:wp="http://schemas.openxmlformats.org/drawingml/2006/wordprocessingDrawing" xmlns:w10="urn:schemas-microsoft-com:office:word" xmlns:w="http://schemas.openxmlformats.org/wordprocessingml/2006/main" xmlns:w14="http://schemas.microsoft.com/office/word/2010/wordml" xmlns:w15="http://schemas.microsoft.com/office/word/2012/wordml" xmlns:w16cex="http://schemas.microsoft.com/office/word/2018/wordml/cex" xmlns:w16cid="http://schemas.microsoft.com/office/word/2016/wordml/cid" xmlns:w16="http://schemas.microsoft.com/office/word/2018/wordml" xmlns:w16du="http://schemas.microsoft.com/office/word/2023/wordml/word16du" xmlns:w16sdtdh="http://schemas.microsoft.com/office/word/2020/wordml/sdtdatahash" xmlns:w16sdtfl="http://schemas.microsoft.com/office/word/2024/wordml/sdtformatlock" xmlns:w16se="http://schemas.microsoft.com/office/word/2015/wordml/symex" xmlns:wpg="http://schemas.microsoft.com/office/word/2010/wordprocessingGroup" xmlns:wpi="http://schemas.microsoft.com/office/word/2010/wordprocessingInk" xmlns:wne="http://schemas.microsoft.com/office/word/2006/wordml" xmlns:wps="http://schemas.microsoft.com/office/word/2010/wordprocessingShape" mc:Ignorable="w14 w15 w16se w16cid w16 w16cex w16sdtdh w16sdtfl w16du wp14">
   <w:body>
+    <w:p>
+      <w:pPr>
+        <w:spacing w:line="360" w:lineRule="auto"/>
+        <w:rPr>
+          <w:rFonts w:ascii="Times New Roman" w:hAnsi="Times New Roman" w:cs="Times New Roman"/>
+          <w:b/>
+          <w:bCs/>
+          <w:sz w:val="28"/>
+          <w:szCs w:val="28"/>
+        </w:rPr>
+      </w:pPr>
+      <w:r>
+        <w:rPr>
+          <w:rFonts w:ascii="Times New Roman" w:hAnsi="Times New Roman" w:cs="Times New Roman"/>
+          <w:b/>
+          <w:bCs/>
+          <w:sz w:val="28"/>
+          <w:szCs w:val="28"/>
+        </w:rPr>
+        <w:t xml:space="preserve">Date: </w:t>
+      </w:r>
+      <w:r>
+        <w:rPr>
+          <w:rFonts w:ascii="Times New Roman" w:hAnsi="Times New Roman" w:cs="Times New Roman"/>
+          <w:sz w:val="28"/>
+          <w:szCs w:val="28"/>
+        </w:rPr>
+        <w:t>22-03-2026</w:t>
+      </w:r>
+    </w:p>
+    <w:p>
+      <w:pPr>
+        <w:spacing w:line="360" w:lineRule="auto"/>
+        <w:jc w:val="center"/>
+        <w:rPr>
+          <w:rFonts w:ascii="Times New Roman" w:hAnsi="Times New Roman" w:cs="Times New Roman"/>
+          <w:b/>
+          <w:bCs/>
+          <w:sz w:val="28"/>
+          <w:szCs w:val="28"/>
+        </w:rPr>
+      </w:pPr>
+      <w:r>
+        <w:rPr>
+          <w:rFonts w:ascii="Times New Roman" w:hAnsi="Times New Roman" w:cs="Times New Roman"/>
+          <w:b/>
+          <w:bCs/>
+          <w:sz w:val="28"/>
+          <w:szCs w:val="28"/>
+        </w:rPr>
+        <w:t>Project Title: Cricket Highlights Generator</w:t>
+      </w:r>
+    </w:p>
+    <w:p>
+      <w:pPr>
+        <w:spacing w:line="360" w:lineRule="auto"/>
+        <w:rPr>
+          <w:rFonts w:ascii="Times New Roman" w:hAnsi="Times New Roman" w:cs="Times New Roman"/>
+          <w:b/>
+          <w:bCs/>
+          <w:sz w:val="28"/>
+          <w:szCs w:val="28"/>
+        </w:rPr>
+      </w:pPr>
+      <w:r>
+        <w:rPr>
+          <w:rFonts w:ascii="Times New Roman" w:hAnsi="Times New Roman" w:cs="Times New Roman"/>
+          <w:b/>
+          <w:bCs/>
+          <w:sz w:val="28"/>
+          <w:szCs w:val="28"/>
+        </w:rPr>
+        <w:t xml:space="preserve">Team Members: </w:t>
+      </w:r>
+    </w:p>
+    <w:p>
+      <w:pPr>
+        <w:pStyle w:val="ListParagraph"/>
+        <w:numPr>
+          <w:ilvl w:val="0"/>
+          <w:numId w:val="9"/>
+        </w:numPr>
+        <w:spacing w:line="360" w:lineRule="auto"/>
+        <w:rPr>
+          <w:rStyle w:val="Strong"/>
+          <w:rFonts w:ascii="Times New Roman" w:hAnsi="Times New Roman" w:cs="Times New Roman"/>
+          <w:b w:val="0"/>
+          <w:bCs w:val="0"/>
+          <w:sz w:val="28"/>
+          <w:szCs w:val="28"/>
+        </w:rPr>
+      </w:pPr>
+      <w:r>
+        <w:rPr>
+          <w:rStyle w:val="Strong"/>
+          <w:rFonts w:ascii="Times New Roman" w:hAnsi="Times New Roman" w:cs="Times New Roman"/>
+          <w:b w:val="0"/>
+          <w:bCs w:val="0"/>
+          <w:sz w:val="28"/>
+          <w:szCs w:val="28"/>
+        </w:rPr>
+        <w:t>Aksh</w:t>
+      </w:r>
+      <w:r>
+        <w:rPr>
+          <w:rStyle w:val="Strong"/>
+          <w:rFonts w:ascii="Times New Roman" w:hAnsi="Times New Roman" w:cs="Times New Roman"/>
+          <w:b w:val="0"/>
+          <w:bCs w:val="0"/>
+          <w:sz w:val="28"/>
+          <w:szCs w:val="28"/>
+        </w:rPr>
+        <w:t>aya S N</w:t>
+      </w:r>
+      <w:r>
+        <w:rPr>
+          <w:rStyle w:val="Strong"/>
+          <w:rFonts w:ascii="Times New Roman" w:hAnsi="Times New Roman" w:cs="Times New Roman"/>
+          <w:b w:val="0"/>
+          <w:bCs w:val="0"/>
+          <w:sz w:val="28"/>
+          <w:szCs w:val="28"/>
+        </w:rPr>
+        <w:t xml:space="preserve"> </w:t>
+      </w:r>
+      <w:r>
+        <w:rPr>
+          <w:rStyle w:val="Strong"/>
+          <w:rFonts w:ascii="Times New Roman" w:hAnsi="Times New Roman" w:cs="Times New Roman"/>
+          <w:sz w:val="28"/>
+          <w:szCs w:val="28"/>
+        </w:rPr>
+        <w:t>(1116221040</w:t>
+      </w:r>
+      <w:r>
+        <w:rPr>
+          <w:rStyle w:val="Strong"/>
+          <w:rFonts w:ascii="Times New Roman" w:hAnsi="Times New Roman" w:cs="Times New Roman"/>
+          <w:sz w:val="28"/>
+          <w:szCs w:val="28"/>
+        </w:rPr>
+        <w:t>04</w:t>
+      </w:r>
+      <w:r>
+        <w:rPr>
+          <w:rStyle w:val="Strong"/>
+          <w:rFonts w:ascii="Times New Roman" w:hAnsi="Times New Roman" w:cs="Times New Roman"/>
+          <w:sz w:val="28"/>
+          <w:szCs w:val="28"/>
+        </w:rPr>
+        <w:t>)</w:t>
+      </w:r>
+    </w:p>
+    <w:p>
+      <w:pPr>
+        <w:pStyle w:val="ListParagraph"/>
+        <w:numPr>
+          <w:ilvl w:val="0"/>
+          <w:numId w:val="9"/>
+        </w:numPr>
+        <w:spacing w:line="360" w:lineRule="auto"/>
+        <w:rPr>
+          <w:rStyle w:val="Strong"/>
+          <w:rFonts w:ascii="Times New Roman" w:hAnsi="Times New Roman" w:cs="Times New Roman"/>
+          <w:b w:val="0"/>
+          <w:bCs w:val="0"/>
+          <w:sz w:val="28"/>
+          <w:szCs w:val="28"/>
+        </w:rPr>
+      </w:pPr>
+      <w:r>
+        <w:rPr>
+          <w:rStyle w:val="Strong"/>
+          <w:rFonts w:ascii="Times New Roman" w:hAnsi="Times New Roman" w:cs="Times New Roman"/>
+          <w:b w:val="0"/>
+          <w:bCs w:val="0"/>
+          <w:sz w:val="28"/>
+          <w:szCs w:val="28"/>
+        </w:rPr>
+        <w:t>Supriya Shree</w:t>
+      </w:r>
+      <w:r>
+        <w:rPr>
+          <w:rStyle w:val="Strong"/>
+          <w:rFonts w:ascii="Times New Roman" w:hAnsi="Times New Roman" w:cs="Times New Roman"/>
+          <w:b w:val="0"/>
+          <w:bCs w:val="0"/>
+          <w:sz w:val="28"/>
+          <w:szCs w:val="28"/>
+        </w:rPr>
+        <w:t xml:space="preserve"> M</w:t>
+      </w:r>
+      <w:r>
+        <w:rPr>
+          <w:rStyle w:val="Strong"/>
+          <w:rFonts w:ascii="Times New Roman" w:hAnsi="Times New Roman" w:cs="Times New Roman"/>
+          <w:sz w:val="28"/>
+          <w:szCs w:val="28"/>
+        </w:rPr>
+        <w:t xml:space="preserve"> (</w:t>
+      </w:r>
+      <w:r>
+        <w:rPr>
+          <w:rStyle w:val="Strong"/>
+          <w:rFonts w:ascii="Times New Roman" w:hAnsi="Times New Roman" w:cs="Times New Roman"/>
+          <w:sz w:val="28"/>
+          <w:szCs w:val="28"/>
+        </w:rPr>
+        <w:t>1116221040</w:t>
+      </w:r>
+      <w:r>
+        <w:rPr>
+          <w:rStyle w:val="Strong"/>
+          <w:rFonts w:ascii="Times New Roman" w:hAnsi="Times New Roman" w:cs="Times New Roman"/>
+          <w:sz w:val="28"/>
+          <w:szCs w:val="28"/>
+        </w:rPr>
+        <w:t>98</w:t>
+      </w:r>
+      <w:r>
+        <w:rPr>
+          <w:rStyle w:val="Strong"/>
+          <w:rFonts w:ascii="Times New Roman" w:hAnsi="Times New Roman" w:cs="Times New Roman"/>
+          <w:sz w:val="28"/>
+          <w:szCs w:val="28"/>
+        </w:rPr>
+        <w:t>)</w:t>
+      </w:r>
+    </w:p>
+    <w:p>
+      <w:pPr>
+        <w:pStyle w:val="ListParagraph"/>
+        <w:numPr>
+          <w:ilvl w:val="0"/>
+          <w:numId w:val="9"/>
+        </w:numPr>
+        <w:spacing w:line="360" w:lineRule="auto"/>
+        <w:rPr>
+          <w:rStyle w:val="Strong"/>
+          <w:rFonts w:ascii="Times New Roman" w:hAnsi="Times New Roman" w:cs="Times New Roman"/>
+          <w:b w:val="0"/>
+          <w:bCs w:val="0"/>
+          <w:sz w:val="28"/>
+          <w:szCs w:val="28"/>
+        </w:rPr>
+      </w:pPr>
+      <w:r>
+        <w:rPr>
+          <w:rStyle w:val="Strong"/>
+          <w:rFonts w:ascii="Times New Roman" w:hAnsi="Times New Roman" w:cs="Times New Roman"/>
+          <w:b w:val="0"/>
+          <w:bCs w:val="0"/>
+          <w:sz w:val="28"/>
+          <w:szCs w:val="28"/>
+        </w:rPr>
+        <w:t>Varsha</w:t>
+      </w:r>
+      <w:r>
+        <w:rPr>
+          <w:rStyle w:val="Strong"/>
+          <w:rFonts w:ascii="Times New Roman" w:hAnsi="Times New Roman" w:cs="Times New Roman"/>
+          <w:b w:val="0"/>
+          <w:bCs w:val="0"/>
+          <w:sz w:val="28"/>
+          <w:szCs w:val="28"/>
+        </w:rPr>
+        <w:t xml:space="preserve"> </w:t>
+      </w:r>
+      <w:r>
+        <w:rPr>
+          <w:rStyle w:val="Strong"/>
+          <w:rFonts w:ascii="Times New Roman" w:hAnsi="Times New Roman" w:cs="Times New Roman"/>
+          <w:b w:val="0"/>
+          <w:bCs w:val="0"/>
+          <w:sz w:val="28"/>
+          <w:szCs w:val="28"/>
+        </w:rPr>
+        <w:t xml:space="preserve">R </w:t>
+      </w:r>
+      <w:r>
+        <w:rPr>
+          <w:rStyle w:val="Strong"/>
+          <w:rFonts w:ascii="Times New Roman" w:hAnsi="Times New Roman" w:cs="Times New Roman"/>
+          <w:sz w:val="28"/>
+          <w:szCs w:val="28"/>
+        </w:rPr>
+        <w:t>(111622104</w:t>
+      </w:r>
+      <w:r>
+        <w:rPr>
+          <w:rStyle w:val="Strong"/>
+          <w:rFonts w:ascii="Times New Roman" w:hAnsi="Times New Roman" w:cs="Times New Roman"/>
+          <w:sz w:val="28"/>
+          <w:szCs w:val="28"/>
+        </w:rPr>
+        <w:t>106</w:t>
+      </w:r>
+      <w:r>
+        <w:rPr>
+          <w:rStyle w:val="Strong"/>
+          <w:rFonts w:ascii="Times New Roman" w:hAnsi="Times New Roman" w:cs="Times New Roman"/>
+          <w:sz w:val="28"/>
+          <w:szCs w:val="28"/>
+        </w:rPr>
+        <w:t>)</w:t>
+      </w:r>
+    </w:p>
+    <w:p>
+      <w:pPr>
+        <w:pStyle w:val="ListParagraph"/>
+        <w:numPr>
+          <w:ilvl w:val="0"/>
+          <w:numId w:val="9"/>
+        </w:numPr>
+        <w:spacing w:line="360" w:lineRule="auto"/>
+        <w:rPr>
+          <w:rStyle w:val="Strong"/>
+          <w:rFonts w:ascii="Times New Roman" w:hAnsi="Times New Roman" w:cs="Times New Roman"/>
+          <w:b w:val="0"/>
+          <w:bCs w:val="0"/>
+          <w:sz w:val="28"/>
+          <w:szCs w:val="28"/>
+        </w:rPr>
+      </w:pPr>
+      <w:r>
+        <w:rPr>
+          <w:rStyle w:val="Strong"/>
+          <w:rFonts w:ascii="Times New Roman" w:hAnsi="Times New Roman" w:cs="Times New Roman"/>
+          <w:b w:val="0"/>
+          <w:bCs w:val="0"/>
+          <w:sz w:val="28"/>
+          <w:szCs w:val="28"/>
+        </w:rPr>
+        <w:t>V</w:t>
+      </w:r>
+      <w:r>
+        <w:rPr>
+          <w:rStyle w:val="Strong"/>
+          <w:rFonts w:ascii="Times New Roman" w:hAnsi="Times New Roman" w:cs="Times New Roman"/>
+          <w:b w:val="0"/>
+          <w:bCs w:val="0"/>
+          <w:sz w:val="28"/>
+          <w:szCs w:val="28"/>
+        </w:rPr>
+        <w:t xml:space="preserve">ishnupriya R </w:t>
+      </w:r>
+      <w:proofErr w:type="gramStart"/>
+      <w:r>
+        <w:rPr>
+          <w:rStyle w:val="Strong"/>
+          <w:rFonts w:ascii="Times New Roman" w:hAnsi="Times New Roman" w:cs="Times New Roman"/>
+          <w:b w:val="0"/>
+          <w:bCs w:val="0"/>
+          <w:sz w:val="28"/>
+          <w:szCs w:val="28"/>
+        </w:rPr>
+        <w:t xml:space="preserve">V </w:t>
+      </w:r>
+      <w:r>
+        <w:rPr>
+          <w:rStyle w:val="Strong"/>
+          <w:rFonts w:ascii="Times New Roman" w:hAnsi="Times New Roman" w:cs="Times New Roman"/>
+          <w:b w:val="0"/>
+          <w:bCs w:val="0"/>
+          <w:sz w:val="28"/>
+          <w:szCs w:val="28"/>
+        </w:rPr>
+        <w:t xml:space="preserve"> </w:t>
+      </w:r>
+      <w:r>
+        <w:rPr>
+          <w:rStyle w:val="Strong"/>
+          <w:rFonts w:ascii="Times New Roman" w:hAnsi="Times New Roman" w:cs="Times New Roman"/>
+          <w:sz w:val="28"/>
+          <w:szCs w:val="28"/>
+        </w:rPr>
+        <w:t>(</w:t>
+      </w:r>
+      <w:proofErr w:type="gramEnd"/>
+      <w:r>
+        <w:rPr>
+          <w:rStyle w:val="Strong"/>
+          <w:rFonts w:ascii="Times New Roman" w:hAnsi="Times New Roman" w:cs="Times New Roman"/>
+          <w:sz w:val="28"/>
+          <w:szCs w:val="28"/>
+        </w:rPr>
+        <w:t>111622104</w:t>
+      </w:r>
+      <w:r>
+        <w:rPr>
+          <w:rStyle w:val="Strong"/>
+          <w:rFonts w:ascii="Times New Roman" w:hAnsi="Times New Roman" w:cs="Times New Roman"/>
+          <w:sz w:val="28"/>
+          <w:szCs w:val="28"/>
+        </w:rPr>
+        <w:t>112</w:t>
+      </w:r>
+      <w:r>
+        <w:rPr>
+          <w:rStyle w:val="Strong"/>
+          <w:rFonts w:ascii="Times New Roman" w:hAnsi="Times New Roman" w:cs="Times New Roman"/>
+          <w:sz w:val="28"/>
+          <w:szCs w:val="28"/>
+        </w:rPr>
+        <w:t>)</w:t>
+      </w:r>
+    </w:p>
+    <w:p>
+      <w:pPr>
+        <w:spacing w:line="360" w:lineRule="auto"/>
+        <w:rPr>
+          <w:rFonts w:ascii="Times New Roman" w:hAnsi="Times New Roman" w:cs="Times New Roman"/>
+          <w:sz w:val="28"/>
+          <w:szCs w:val="28"/>
+        </w:rPr>
+      </w:pPr>
+      <w:r>
+        <w:rPr>
+          <w:rFonts w:ascii="Times New Roman" w:hAnsi="Times New Roman" w:cs="Times New Roman"/>
+          <w:b/>
+          <w:bCs/>
+          <w:sz w:val="28"/>
+          <w:szCs w:val="28"/>
+        </w:rPr>
+        <w:t>College:</w:t>
+      </w:r>
+      <w:r>
+        <w:rPr>
+          <w:rFonts w:ascii="Times New Roman" w:hAnsi="Times New Roman" w:cs="Times New Roman"/>
+          <w:sz w:val="28"/>
+          <w:szCs w:val="28"/>
+        </w:rPr>
+        <w:t xml:space="preserve"> R.M.K. College of Engineering and Technology</w:t>
+      </w:r>
+    </w:p>
+    <w:p>
+      <w:pPr>
+        <w:spacing w:line="360" w:lineRule="auto"/>
+        <w:rPr>
+          <w:rFonts w:ascii="Times New Roman" w:hAnsi="Times New Roman" w:cs="Times New Roman"/>
+          <w:b/>
+          <w:bCs/>
+          <w:sz w:val="32"/>
+          <w:szCs w:val="32"/>
+        </w:rPr>
+      </w:pPr>
+    </w:p>
     <w:p>
       <w:pPr>
         <w:spacing w:line="360" w:lineRule="auto"/>
@@ -274,6 +721,7 @@
           <w:sz w:val="28"/>
           <w:szCs w:val="28"/>
         </w:rPr>
+        <w:lastRenderedPageBreak/>
         <w:t xml:space="preserve">Generate cricket highlights from a full match video </w:t>
       </w:r>
     </w:p>
@@ -446,7 +894,6 @@
           <w:sz w:val="28"/>
           <w:szCs w:val="28"/>
         </w:rPr>
-        <w:lastRenderedPageBreak/>
         <w:t xml:space="preserve">Full match video (full_match.mp4) </w:t>
       </w:r>
     </w:p>
@@ -726,6 +1173,7 @@
           <w:sz w:val="28"/>
           <w:szCs w:val="28"/>
         </w:rPr>
+        <w:lastRenderedPageBreak/>
         <w:t>The system follows:</w:t>
       </w:r>
     </w:p>
@@ -901,9 +1349,64 @@
           <w:lang w:eastAsia="en-IN"/>
           <w14:ligatures w14:val="none"/>
         </w:rPr>
-        <w:t xml:space="preserve">    </w:t>
-      </w:r>
-      <w:r>
+        <w:t xml:space="preserve">    5.1 VIDEO LOADING</w:t>
+      </w:r>
+    </w:p>
+    <w:p>
+      <w:pPr>
+        <w:spacing w:before="100" w:beforeAutospacing="1" w:after="100" w:afterAutospacing="1" w:line="360" w:lineRule="auto"/>
+        <w:jc w:val="both"/>
+        <w:outlineLvl w:val="1"/>
+        <w:rPr>
+          <w:rFonts w:ascii="Times New Roman" w:eastAsia="Times New Roman" w:hAnsi="Times New Roman" w:cs="Times New Roman"/>
+          <w:kern w:val="0"/>
+          <w:sz w:val="28"/>
+          <w:szCs w:val="28"/>
+          <w:lang w:eastAsia="en-IN"/>
+          <w14:ligatures w14:val="none"/>
+        </w:rPr>
+      </w:pPr>
+      <w:r>
+        <w:rPr>
+          <w:rFonts w:ascii="Times New Roman" w:eastAsia="Times New Roman" w:hAnsi="Times New Roman" w:cs="Times New Roman"/>
+          <w:kern w:val="0"/>
+          <w:sz w:val="28"/>
+          <w:szCs w:val="28"/>
+          <w:lang w:eastAsia="en-IN"/>
+          <w14:ligatures w14:val="none"/>
+        </w:rPr>
+        <w:t xml:space="preserve">video = </w:t>
+      </w:r>
+      <w:proofErr w:type="spellStart"/>
+      <w:r>
+        <w:rPr>
+          <w:rFonts w:ascii="Times New Roman" w:eastAsia="Times New Roman" w:hAnsi="Times New Roman" w:cs="Times New Roman"/>
+          <w:kern w:val="0"/>
+          <w:sz w:val="28"/>
+          <w:szCs w:val="28"/>
+          <w:lang w:eastAsia="en-IN"/>
+          <w14:ligatures w14:val="none"/>
+        </w:rPr>
+        <w:t>VideoFileClip</w:t>
+      </w:r>
+      <w:proofErr w:type="spellEnd"/>
+      <w:r>
+        <w:rPr>
+          <w:rFonts w:ascii="Times New Roman" w:eastAsia="Times New Roman" w:hAnsi="Times New Roman" w:cs="Times New Roman"/>
+          <w:kern w:val="0"/>
+          <w:sz w:val="28"/>
+          <w:szCs w:val="28"/>
+          <w:lang w:eastAsia="en-IN"/>
+          <w14:ligatures w14:val="none"/>
+        </w:rPr>
+        <w:t>("videos/full_match.mp4")</w:t>
+      </w:r>
+    </w:p>
+    <w:p>
+      <w:pPr>
+        <w:spacing w:before="100" w:beforeAutospacing="1" w:after="100" w:afterAutospacing="1" w:line="360" w:lineRule="auto"/>
+        <w:jc w:val="both"/>
+        <w:outlineLvl w:val="1"/>
         <w:rPr>
           <w:rFonts w:ascii="Times New Roman" w:eastAsia="Times New Roman" w:hAnsi="Times New Roman" w:cs="Times New Roman"/>
           <w:b/>
@@ -914,14 +1417,8 @@
           <w:lang w:eastAsia="en-IN"/>
           <w14:ligatures w14:val="none"/>
         </w:rPr>
-        <w:t>5.1 VIDEO LOADING</w:t>
-      </w:r>
-    </w:p>
-    <w:p>
-      <w:pPr>
-        <w:spacing w:before="100" w:beforeAutospacing="1" w:after="100" w:afterAutospacing="1" w:line="360" w:lineRule="auto"/>
-        <w:jc w:val="both"/>
-        <w:outlineLvl w:val="1"/>
+      </w:pPr>
+      <w:r>
         <w:rPr>
           <w:rFonts w:ascii="Times New Roman" w:eastAsia="Times New Roman" w:hAnsi="Times New Roman" w:cs="Times New Roman"/>
           <w:b/>
@@ -932,8 +1429,484 @@
           <w:lang w:eastAsia="en-IN"/>
           <w14:ligatures w14:val="none"/>
         </w:rPr>
-      </w:pPr>
-      <w:r>
+        <w:t>5.2 EVENT DATA READING</w:t>
+      </w:r>
+    </w:p>
+    <w:p>
+      <w:pPr>
+        <w:spacing w:before="100" w:beforeAutospacing="1" w:after="100" w:afterAutospacing="1" w:line="360" w:lineRule="auto"/>
+        <w:jc w:val="both"/>
+        <w:outlineLvl w:val="1"/>
+        <w:rPr>
+          <w:rFonts w:ascii="Times New Roman" w:eastAsia="Times New Roman" w:hAnsi="Times New Roman" w:cs="Times New Roman"/>
+          <w:kern w:val="0"/>
+          <w:sz w:val="28"/>
+          <w:szCs w:val="28"/>
+          <w:lang w:eastAsia="en-IN"/>
+          <w14:ligatures w14:val="none"/>
+        </w:rPr>
+      </w:pPr>
+      <w:r>
+        <w:rPr>
+          <w:rFonts w:ascii="Times New Roman" w:eastAsia="Times New Roman" w:hAnsi="Times New Roman" w:cs="Times New Roman"/>
+          <w:kern w:val="0"/>
+          <w:sz w:val="28"/>
+          <w:szCs w:val="28"/>
+          <w:lang w:eastAsia="en-IN"/>
+          <w14:ligatures w14:val="none"/>
+        </w:rPr>
+        <w:t xml:space="preserve">events = </w:t>
+      </w:r>
+      <w:proofErr w:type="spellStart"/>
+      <w:proofErr w:type="gramStart"/>
+      <w:r>
+        <w:rPr>
+          <w:rFonts w:ascii="Times New Roman" w:eastAsia="Times New Roman" w:hAnsi="Times New Roman" w:cs="Times New Roman"/>
+          <w:kern w:val="0"/>
+          <w:sz w:val="28"/>
+          <w:szCs w:val="28"/>
+          <w:lang w:eastAsia="en-IN"/>
+          <w14:ligatures w14:val="none"/>
+        </w:rPr>
+        <w:t>pd.read</w:t>
+      </w:r>
+      <w:proofErr w:type="gramEnd"/>
+      <w:r>
+        <w:rPr>
+          <w:rFonts w:ascii="Times New Roman" w:eastAsia="Times New Roman" w:hAnsi="Times New Roman" w:cs="Times New Roman"/>
+          <w:kern w:val="0"/>
+          <w:sz w:val="28"/>
+          <w:szCs w:val="28"/>
+          <w:lang w:eastAsia="en-IN"/>
+          <w14:ligatures w14:val="none"/>
+        </w:rPr>
+        <w:t>_csv</w:t>
+      </w:r>
+      <w:proofErr w:type="spellEnd"/>
+      <w:r>
+        <w:rPr>
+          <w:rFonts w:ascii="Times New Roman" w:eastAsia="Times New Roman" w:hAnsi="Times New Roman" w:cs="Times New Roman"/>
+          <w:kern w:val="0"/>
+          <w:sz w:val="28"/>
+          <w:szCs w:val="28"/>
+          <w:lang w:eastAsia="en-IN"/>
+          <w14:ligatures w14:val="none"/>
+        </w:rPr>
+        <w:t>("data/events.csv")</w:t>
+      </w:r>
+    </w:p>
+    <w:p>
+      <w:pPr>
+        <w:spacing w:before="100" w:beforeAutospacing="1" w:after="100" w:afterAutospacing="1" w:line="360" w:lineRule="auto"/>
+        <w:jc w:val="both"/>
+        <w:outlineLvl w:val="1"/>
+        <w:rPr>
+          <w:rFonts w:ascii="Times New Roman" w:eastAsia="Times New Roman" w:hAnsi="Times New Roman" w:cs="Times New Roman"/>
+          <w:kern w:val="0"/>
+          <w:sz w:val="28"/>
+          <w:szCs w:val="28"/>
+          <w:lang w:eastAsia="en-IN"/>
+          <w14:ligatures w14:val="none"/>
+        </w:rPr>
+      </w:pPr>
+      <w:r>
+        <w:rPr>
+          <w:rFonts w:ascii="Times New Roman" w:eastAsia="Times New Roman" w:hAnsi="Times New Roman" w:cs="Times New Roman"/>
+          <w:kern w:val="0"/>
+          <w:sz w:val="28"/>
+          <w:szCs w:val="28"/>
+          <w:lang w:eastAsia="en-IN"/>
+          <w14:ligatures w14:val="none"/>
+        </w:rPr>
+        <w:t>5.3 EVENT LOOP PROCESSING</w:t>
+      </w:r>
+    </w:p>
+    <w:p>
+      <w:pPr>
+        <w:spacing w:before="100" w:beforeAutospacing="1" w:after="100" w:afterAutospacing="1" w:line="360" w:lineRule="auto"/>
+        <w:jc w:val="both"/>
+        <w:outlineLvl w:val="1"/>
+        <w:rPr>
+          <w:rFonts w:ascii="Times New Roman" w:eastAsia="Times New Roman" w:hAnsi="Times New Roman" w:cs="Times New Roman"/>
+          <w:kern w:val="0"/>
+          <w:sz w:val="28"/>
+          <w:szCs w:val="28"/>
+          <w:lang w:eastAsia="en-IN"/>
+          <w14:ligatures w14:val="none"/>
+        </w:rPr>
+      </w:pPr>
+      <w:r>
+        <w:rPr>
+          <w:rFonts w:ascii="Times New Roman" w:eastAsia="Times New Roman" w:hAnsi="Times New Roman" w:cs="Times New Roman"/>
+          <w:kern w:val="0"/>
+          <w:sz w:val="28"/>
+          <w:szCs w:val="28"/>
+          <w:lang w:eastAsia="en-IN"/>
+          <w14:ligatures w14:val="none"/>
+        </w:rPr>
+        <w:t xml:space="preserve">for </w:t>
+      </w:r>
+      <w:proofErr w:type="spellStart"/>
+      <w:r>
+        <w:rPr>
+          <w:rFonts w:ascii="Times New Roman" w:eastAsia="Times New Roman" w:hAnsi="Times New Roman" w:cs="Times New Roman"/>
+          <w:kern w:val="0"/>
+          <w:sz w:val="28"/>
+          <w:szCs w:val="28"/>
+          <w:lang w:eastAsia="en-IN"/>
+          <w14:ligatures w14:val="none"/>
+        </w:rPr>
+        <w:t>i</w:t>
+      </w:r>
+      <w:proofErr w:type="spellEnd"/>
+      <w:r>
+        <w:rPr>
+          <w:rFonts w:ascii="Times New Roman" w:eastAsia="Times New Roman" w:hAnsi="Times New Roman" w:cs="Times New Roman"/>
+          <w:kern w:val="0"/>
+          <w:sz w:val="28"/>
+          <w:szCs w:val="28"/>
+          <w:lang w:eastAsia="en-IN"/>
+          <w14:ligatures w14:val="none"/>
+        </w:rPr>
+        <w:t xml:space="preserve"> in range(</w:t>
+      </w:r>
+      <w:proofErr w:type="spellStart"/>
+      <w:r>
+        <w:rPr>
+          <w:rFonts w:ascii="Times New Roman" w:eastAsia="Times New Roman" w:hAnsi="Times New Roman" w:cs="Times New Roman"/>
+          <w:kern w:val="0"/>
+          <w:sz w:val="28"/>
+          <w:szCs w:val="28"/>
+          <w:lang w:eastAsia="en-IN"/>
+          <w14:ligatures w14:val="none"/>
+        </w:rPr>
+        <w:t>len</w:t>
+      </w:r>
+      <w:proofErr w:type="spellEnd"/>
+      <w:r>
+        <w:rPr>
+          <w:rFonts w:ascii="Times New Roman" w:eastAsia="Times New Roman" w:hAnsi="Times New Roman" w:cs="Times New Roman"/>
+          <w:kern w:val="0"/>
+          <w:sz w:val="28"/>
+          <w:szCs w:val="28"/>
+          <w:lang w:eastAsia="en-IN"/>
+          <w14:ligatures w14:val="none"/>
+        </w:rPr>
+        <w:t>(events)):</w:t>
+      </w:r>
+    </w:p>
+    <w:p>
+      <w:pPr>
+        <w:spacing w:before="100" w:beforeAutospacing="1" w:after="100" w:afterAutospacing="1" w:line="360" w:lineRule="auto"/>
+        <w:jc w:val="both"/>
+        <w:outlineLvl w:val="1"/>
+        <w:rPr>
+          <w:rFonts w:ascii="Times New Roman" w:eastAsia="Times New Roman" w:hAnsi="Times New Roman" w:cs="Times New Roman"/>
+          <w:kern w:val="0"/>
+          <w:sz w:val="28"/>
+          <w:szCs w:val="28"/>
+          <w:lang w:eastAsia="en-IN"/>
+          <w14:ligatures w14:val="none"/>
+        </w:rPr>
+      </w:pPr>
+      <w:r>
+        <w:rPr>
+          <w:rFonts w:ascii="Times New Roman" w:eastAsia="Times New Roman" w:hAnsi="Times New Roman" w:cs="Times New Roman"/>
+          <w:kern w:val="0"/>
+          <w:sz w:val="28"/>
+          <w:szCs w:val="28"/>
+          <w:lang w:eastAsia="en-IN"/>
+          <w14:ligatures w14:val="none"/>
+        </w:rPr>
+        <w:t>5.4 DYNAMIC CLIP TIMING</w:t>
+      </w:r>
+    </w:p>
+    <w:p>
+      <w:pPr>
+        <w:spacing w:before="100" w:beforeAutospacing="1" w:after="100" w:afterAutospacing="1" w:line="360" w:lineRule="auto"/>
+        <w:jc w:val="both"/>
+        <w:outlineLvl w:val="1"/>
+        <w:rPr>
+          <w:rFonts w:ascii="Times New Roman" w:eastAsia="Times New Roman" w:hAnsi="Times New Roman" w:cs="Times New Roman"/>
+          <w:kern w:val="0"/>
+          <w:sz w:val="28"/>
+          <w:szCs w:val="28"/>
+          <w:lang w:eastAsia="en-IN"/>
+          <w14:ligatures w14:val="none"/>
+        </w:rPr>
+      </w:pPr>
+      <w:r>
+        <w:rPr>
+          <w:rFonts w:ascii="Times New Roman" w:eastAsia="Times New Roman" w:hAnsi="Times New Roman" w:cs="Times New Roman"/>
+          <w:kern w:val="0"/>
+          <w:sz w:val="28"/>
+          <w:szCs w:val="28"/>
+          <w:lang w:eastAsia="en-IN"/>
+          <w14:ligatures w14:val="none"/>
+        </w:rPr>
+        <w:t xml:space="preserve">if </w:t>
+      </w:r>
+      <w:proofErr w:type="spellStart"/>
+      <w:r>
+        <w:rPr>
+          <w:rFonts w:ascii="Times New Roman" w:eastAsia="Times New Roman" w:hAnsi="Times New Roman" w:cs="Times New Roman"/>
+          <w:kern w:val="0"/>
+          <w:sz w:val="28"/>
+          <w:szCs w:val="28"/>
+          <w:lang w:eastAsia="en-IN"/>
+          <w14:ligatures w14:val="none"/>
+        </w:rPr>
+        <w:t>event_type</w:t>
+      </w:r>
+      <w:proofErr w:type="spellEnd"/>
+      <w:r>
+        <w:rPr>
+          <w:rFonts w:ascii="Times New Roman" w:eastAsia="Times New Roman" w:hAnsi="Times New Roman" w:cs="Times New Roman"/>
+          <w:kern w:val="0"/>
+          <w:sz w:val="28"/>
+          <w:szCs w:val="28"/>
+          <w:lang w:eastAsia="en-IN"/>
+          <w14:ligatures w14:val="none"/>
+        </w:rPr>
+        <w:t xml:space="preserve"> == "wicket":</w:t>
+      </w:r>
+    </w:p>
+    <w:p>
+      <w:pPr>
+        <w:spacing w:before="100" w:beforeAutospacing="1" w:after="100" w:afterAutospacing="1" w:line="360" w:lineRule="auto"/>
+        <w:jc w:val="both"/>
+        <w:outlineLvl w:val="1"/>
+        <w:rPr>
+          <w:rFonts w:ascii="Times New Roman" w:eastAsia="Times New Roman" w:hAnsi="Times New Roman" w:cs="Times New Roman"/>
+          <w:kern w:val="0"/>
+          <w:sz w:val="28"/>
+          <w:szCs w:val="28"/>
+          <w:lang w:eastAsia="en-IN"/>
+          <w14:ligatures w14:val="none"/>
+        </w:rPr>
+      </w:pPr>
+      <w:r>
+        <w:rPr>
+          <w:rFonts w:ascii="Times New Roman" w:eastAsia="Times New Roman" w:hAnsi="Times New Roman" w:cs="Times New Roman"/>
+          <w:kern w:val="0"/>
+          <w:sz w:val="28"/>
+          <w:szCs w:val="28"/>
+          <w:lang w:eastAsia="en-IN"/>
+          <w14:ligatures w14:val="none"/>
+        </w:rPr>
+        <w:t xml:space="preserve">    before, after = 8, 8</w:t>
+      </w:r>
+    </w:p>
+    <w:p>
+      <w:pPr>
+        <w:spacing w:before="100" w:beforeAutospacing="1" w:after="100" w:afterAutospacing="1" w:line="360" w:lineRule="auto"/>
+        <w:jc w:val="both"/>
+        <w:outlineLvl w:val="1"/>
+        <w:rPr>
+          <w:rFonts w:ascii="Times New Roman" w:eastAsia="Times New Roman" w:hAnsi="Times New Roman" w:cs="Times New Roman"/>
+          <w:kern w:val="0"/>
+          <w:sz w:val="28"/>
+          <w:szCs w:val="28"/>
+          <w:lang w:eastAsia="en-IN"/>
+          <w14:ligatures w14:val="none"/>
+        </w:rPr>
+      </w:pPr>
+      <w:proofErr w:type="spellStart"/>
+      <w:r>
+        <w:rPr>
+          <w:rFonts w:ascii="Times New Roman" w:eastAsia="Times New Roman" w:hAnsi="Times New Roman" w:cs="Times New Roman"/>
+          <w:kern w:val="0"/>
+          <w:sz w:val="28"/>
+          <w:szCs w:val="28"/>
+          <w:lang w:eastAsia="en-IN"/>
+          <w14:ligatures w14:val="none"/>
+        </w:rPr>
+        <w:t>elif</w:t>
+      </w:r>
+      <w:proofErr w:type="spellEnd"/>
+      <w:r>
+        <w:rPr>
+          <w:rFonts w:ascii="Times New Roman" w:eastAsia="Times New Roman" w:hAnsi="Times New Roman" w:cs="Times New Roman"/>
+          <w:kern w:val="0"/>
+          <w:sz w:val="28"/>
+          <w:szCs w:val="28"/>
+          <w:lang w:eastAsia="en-IN"/>
+          <w14:ligatures w14:val="none"/>
+        </w:rPr>
+        <w:t xml:space="preserve"> </w:t>
+      </w:r>
+      <w:proofErr w:type="spellStart"/>
+      <w:r>
+        <w:rPr>
+          <w:rFonts w:ascii="Times New Roman" w:eastAsia="Times New Roman" w:hAnsi="Times New Roman" w:cs="Times New Roman"/>
+          <w:kern w:val="0"/>
+          <w:sz w:val="28"/>
+          <w:szCs w:val="28"/>
+          <w:lang w:eastAsia="en-IN"/>
+          <w14:ligatures w14:val="none"/>
+        </w:rPr>
+        <w:t>event_type</w:t>
+      </w:r>
+      <w:proofErr w:type="spellEnd"/>
+      <w:r>
+        <w:rPr>
+          <w:rFonts w:ascii="Times New Roman" w:eastAsia="Times New Roman" w:hAnsi="Times New Roman" w:cs="Times New Roman"/>
+          <w:kern w:val="0"/>
+          <w:sz w:val="28"/>
+          <w:szCs w:val="28"/>
+          <w:lang w:eastAsia="en-IN"/>
+          <w14:ligatures w14:val="none"/>
+        </w:rPr>
+        <w:t xml:space="preserve"> == "six":</w:t>
+      </w:r>
+    </w:p>
+    <w:p>
+      <w:pPr>
+        <w:spacing w:before="100" w:beforeAutospacing="1" w:after="100" w:afterAutospacing="1" w:line="360" w:lineRule="auto"/>
+        <w:jc w:val="both"/>
+        <w:outlineLvl w:val="1"/>
+        <w:rPr>
+          <w:rFonts w:ascii="Times New Roman" w:eastAsia="Times New Roman" w:hAnsi="Times New Roman" w:cs="Times New Roman"/>
+          <w:kern w:val="0"/>
+          <w:sz w:val="28"/>
+          <w:szCs w:val="28"/>
+          <w:lang w:eastAsia="en-IN"/>
+          <w14:ligatures w14:val="none"/>
+        </w:rPr>
+      </w:pPr>
+      <w:r>
+        <w:rPr>
+          <w:rFonts w:ascii="Times New Roman" w:eastAsia="Times New Roman" w:hAnsi="Times New Roman" w:cs="Times New Roman"/>
+          <w:kern w:val="0"/>
+          <w:sz w:val="28"/>
+          <w:szCs w:val="28"/>
+          <w:lang w:eastAsia="en-IN"/>
+          <w14:ligatures w14:val="none"/>
+        </w:rPr>
+        <w:t xml:space="preserve">    before, after = 5, 5</w:t>
+      </w:r>
+    </w:p>
+    <w:p>
+      <w:pPr>
+        <w:spacing w:before="100" w:beforeAutospacing="1" w:after="100" w:afterAutospacing="1" w:line="360" w:lineRule="auto"/>
+        <w:jc w:val="both"/>
+        <w:outlineLvl w:val="1"/>
+        <w:rPr>
+          <w:rFonts w:ascii="Times New Roman" w:eastAsia="Times New Roman" w:hAnsi="Times New Roman" w:cs="Times New Roman"/>
+          <w:kern w:val="0"/>
+          <w:sz w:val="28"/>
+          <w:szCs w:val="28"/>
+          <w:lang w:eastAsia="en-IN"/>
+          <w14:ligatures w14:val="none"/>
+        </w:rPr>
+      </w:pPr>
+      <w:r>
+        <w:rPr>
+          <w:rFonts w:ascii="Times New Roman" w:eastAsia="Times New Roman" w:hAnsi="Times New Roman" w:cs="Times New Roman"/>
+          <w:kern w:val="0"/>
+          <w:sz w:val="28"/>
+          <w:szCs w:val="28"/>
+          <w:lang w:eastAsia="en-IN"/>
+          <w14:ligatures w14:val="none"/>
+        </w:rPr>
+        <w:t>else:</w:t>
+      </w:r>
+    </w:p>
+    <w:p>
+      <w:pPr>
+        <w:spacing w:before="100" w:beforeAutospacing="1" w:after="100" w:afterAutospacing="1" w:line="360" w:lineRule="auto"/>
+        <w:jc w:val="both"/>
+        <w:outlineLvl w:val="1"/>
+        <w:rPr>
+          <w:rFonts w:ascii="Times New Roman" w:eastAsia="Times New Roman" w:hAnsi="Times New Roman" w:cs="Times New Roman"/>
+          <w:kern w:val="0"/>
+          <w:sz w:val="28"/>
+          <w:szCs w:val="28"/>
+          <w:lang w:eastAsia="en-IN"/>
+          <w14:ligatures w14:val="none"/>
+        </w:rPr>
+      </w:pPr>
+      <w:r>
+        <w:rPr>
+          <w:rFonts w:ascii="Times New Roman" w:eastAsia="Times New Roman" w:hAnsi="Times New Roman" w:cs="Times New Roman"/>
+          <w:kern w:val="0"/>
+          <w:sz w:val="28"/>
+          <w:szCs w:val="28"/>
+          <w:lang w:eastAsia="en-IN"/>
+          <w14:ligatures w14:val="none"/>
+        </w:rPr>
+        <w:lastRenderedPageBreak/>
+        <w:t xml:space="preserve">    before, after = 4, 4</w:t>
+      </w:r>
+      <w:r>
+        <w:rPr>
+          <w:rFonts w:ascii="Times New Roman" w:eastAsia="Times New Roman" w:hAnsi="Times New Roman" w:cs="Times New Roman"/>
+          <w:kern w:val="0"/>
+          <w:sz w:val="28"/>
+          <w:szCs w:val="28"/>
+          <w:lang w:eastAsia="en-IN"/>
+          <w14:ligatures w14:val="none"/>
+        </w:rPr>
+        <w:t>5.5 CLIP EXTRACTION</w:t>
+      </w:r>
+    </w:p>
+    <w:p>
+      <w:pPr>
+        <w:spacing w:before="100" w:beforeAutospacing="1" w:after="100" w:afterAutospacing="1" w:line="360" w:lineRule="auto"/>
+        <w:jc w:val="both"/>
+        <w:outlineLvl w:val="1"/>
+        <w:rPr>
+          <w:rFonts w:ascii="Times New Roman" w:eastAsia="Times New Roman" w:hAnsi="Times New Roman" w:cs="Times New Roman"/>
+          <w:kern w:val="0"/>
+          <w:sz w:val="28"/>
+          <w:szCs w:val="28"/>
+          <w:lang w:eastAsia="en-IN"/>
+          <w14:ligatures w14:val="none"/>
+        </w:rPr>
+      </w:pPr>
+      <w:r>
+        <w:rPr>
+          <w:rFonts w:ascii="Times New Roman" w:eastAsia="Times New Roman" w:hAnsi="Times New Roman" w:cs="Times New Roman"/>
+          <w:kern w:val="0"/>
+          <w:sz w:val="28"/>
+          <w:szCs w:val="28"/>
+          <w:lang w:eastAsia="en-IN"/>
+          <w14:ligatures w14:val="none"/>
+        </w:rPr>
+        <w:t xml:space="preserve">clip = </w:t>
+      </w:r>
+      <w:proofErr w:type="spellStart"/>
+      <w:proofErr w:type="gramStart"/>
+      <w:r>
+        <w:rPr>
+          <w:rFonts w:ascii="Times New Roman" w:eastAsia="Times New Roman" w:hAnsi="Times New Roman" w:cs="Times New Roman"/>
+          <w:kern w:val="0"/>
+          <w:sz w:val="28"/>
+          <w:szCs w:val="28"/>
+          <w:lang w:eastAsia="en-IN"/>
+          <w14:ligatures w14:val="none"/>
+        </w:rPr>
+        <w:t>video.subclip</w:t>
+      </w:r>
+      <w:proofErr w:type="spellEnd"/>
+      <w:proofErr w:type="gramEnd"/>
+      <w:r>
+        <w:rPr>
+          <w:rFonts w:ascii="Times New Roman" w:eastAsia="Times New Roman" w:hAnsi="Times New Roman" w:cs="Times New Roman"/>
+          <w:kern w:val="0"/>
+          <w:sz w:val="28"/>
+          <w:szCs w:val="28"/>
+          <w:lang w:eastAsia="en-IN"/>
+          <w14:ligatures w14:val="none"/>
+        </w:rPr>
+        <w:t>(start, end)</w:t>
+      </w:r>
+    </w:p>
+    <w:p>
+      <w:pPr>
+        <w:spacing w:before="100" w:beforeAutospacing="1" w:after="100" w:afterAutospacing="1" w:line="360" w:lineRule="auto"/>
+        <w:jc w:val="both"/>
+        <w:outlineLvl w:val="1"/>
         <w:rPr>
           <w:rFonts w:ascii="Times New Roman" w:eastAsia="Times New Roman" w:hAnsi="Times New Roman" w:cs="Times New Roman"/>
           <w:b/>
@@ -944,10 +1917,7 @@
           <w:lang w:eastAsia="en-IN"/>
           <w14:ligatures w14:val="none"/>
         </w:rPr>
-        <w:lastRenderedPageBreak/>
-        <w:t xml:space="preserve">video = </w:t>
-      </w:r>
-      <w:proofErr w:type="spellStart"/>
+      </w:pPr>
       <w:r>
         <w:rPr>
           <w:rFonts w:ascii="Times New Roman" w:eastAsia="Times New Roman" w:hAnsi="Times New Roman" w:cs="Times New Roman"/>
@@ -959,10 +1929,288 @@
           <w:lang w:eastAsia="en-IN"/>
           <w14:ligatures w14:val="none"/>
         </w:rPr>
-        <w:t>VideoFileClip</w:t>
+        <w:t>5.6 TEXT LABEL ADDITION</w:t>
+      </w:r>
+    </w:p>
+    <w:p>
+      <w:pPr>
+        <w:spacing w:before="100" w:beforeAutospacing="1" w:after="100" w:afterAutospacing="1" w:line="360" w:lineRule="auto"/>
+        <w:jc w:val="both"/>
+        <w:outlineLvl w:val="1"/>
+        <w:rPr>
+          <w:rFonts w:ascii="Times New Roman" w:eastAsia="Times New Roman" w:hAnsi="Times New Roman" w:cs="Times New Roman"/>
+          <w:kern w:val="0"/>
+          <w:sz w:val="28"/>
+          <w:szCs w:val="28"/>
+          <w:lang w:eastAsia="en-IN"/>
+          <w14:ligatures w14:val="none"/>
+        </w:rPr>
+      </w:pPr>
+      <w:proofErr w:type="spellStart"/>
+      <w:r>
+        <w:rPr>
+          <w:rFonts w:ascii="Times New Roman" w:eastAsia="Times New Roman" w:hAnsi="Times New Roman" w:cs="Times New Roman"/>
+          <w:kern w:val="0"/>
+          <w:sz w:val="28"/>
+          <w:szCs w:val="28"/>
+          <w:lang w:eastAsia="en-IN"/>
+          <w14:ligatures w14:val="none"/>
+        </w:rPr>
+        <w:t>txt_clip</w:t>
       </w:r>
       <w:proofErr w:type="spellEnd"/>
       <w:r>
+        <w:rPr>
+          <w:rFonts w:ascii="Times New Roman" w:eastAsia="Times New Roman" w:hAnsi="Times New Roman" w:cs="Times New Roman"/>
+          <w:kern w:val="0"/>
+          <w:sz w:val="28"/>
+          <w:szCs w:val="28"/>
+          <w:lang w:eastAsia="en-IN"/>
+          <w14:ligatures w14:val="none"/>
+        </w:rPr>
+        <w:t xml:space="preserve"> = </w:t>
+      </w:r>
+      <w:proofErr w:type="spellStart"/>
+      <w:proofErr w:type="gramStart"/>
+      <w:r>
+        <w:rPr>
+          <w:rFonts w:ascii="Times New Roman" w:eastAsia="Times New Roman" w:hAnsi="Times New Roman" w:cs="Times New Roman"/>
+          <w:kern w:val="0"/>
+          <w:sz w:val="28"/>
+          <w:szCs w:val="28"/>
+          <w:lang w:eastAsia="en-IN"/>
+          <w14:ligatures w14:val="none"/>
+        </w:rPr>
+        <w:t>TextClip</w:t>
+      </w:r>
+      <w:proofErr w:type="spellEnd"/>
+      <w:r>
+        <w:rPr>
+          <w:rFonts w:ascii="Times New Roman" w:eastAsia="Times New Roman" w:hAnsi="Times New Roman" w:cs="Times New Roman"/>
+          <w:kern w:val="0"/>
+          <w:sz w:val="28"/>
+          <w:szCs w:val="28"/>
+          <w:lang w:eastAsia="en-IN"/>
+          <w14:ligatures w14:val="none"/>
+        </w:rPr>
+        <w:t>(</w:t>
+      </w:r>
+      <w:proofErr w:type="gramEnd"/>
+      <w:r>
+        <w:rPr>
+          <w:rFonts w:ascii="Times New Roman" w:eastAsia="Times New Roman" w:hAnsi="Times New Roman" w:cs="Times New Roman"/>
+          <w:kern w:val="0"/>
+          <w:sz w:val="28"/>
+          <w:szCs w:val="28"/>
+          <w:lang w:eastAsia="en-IN"/>
+          <w14:ligatures w14:val="none"/>
+        </w:rPr>
+        <w:t xml:space="preserve">text, </w:t>
+      </w:r>
+      <w:proofErr w:type="spellStart"/>
+      <w:r>
+        <w:rPr>
+          <w:rFonts w:ascii="Times New Roman" w:eastAsia="Times New Roman" w:hAnsi="Times New Roman" w:cs="Times New Roman"/>
+          <w:kern w:val="0"/>
+          <w:sz w:val="28"/>
+          <w:szCs w:val="28"/>
+          <w:lang w:eastAsia="en-IN"/>
+          <w14:ligatures w14:val="none"/>
+        </w:rPr>
+        <w:t>fontsize</w:t>
+      </w:r>
+      <w:proofErr w:type="spellEnd"/>
+      <w:r>
+        <w:rPr>
+          <w:rFonts w:ascii="Times New Roman" w:eastAsia="Times New Roman" w:hAnsi="Times New Roman" w:cs="Times New Roman"/>
+          <w:kern w:val="0"/>
+          <w:sz w:val="28"/>
+          <w:szCs w:val="28"/>
+          <w:lang w:eastAsia="en-IN"/>
+          <w14:ligatures w14:val="none"/>
+        </w:rPr>
+        <w:t xml:space="preserve">=50, </w:t>
+      </w:r>
+      <w:proofErr w:type="spellStart"/>
+      <w:r>
+        <w:rPr>
+          <w:rFonts w:ascii="Times New Roman" w:eastAsia="Times New Roman" w:hAnsi="Times New Roman" w:cs="Times New Roman"/>
+          <w:kern w:val="0"/>
+          <w:sz w:val="28"/>
+          <w:szCs w:val="28"/>
+          <w:lang w:eastAsia="en-IN"/>
+          <w14:ligatures w14:val="none"/>
+        </w:rPr>
+        <w:t>color</w:t>
+      </w:r>
+      <w:proofErr w:type="spellEnd"/>
+      <w:r>
+        <w:rPr>
+          <w:rFonts w:ascii="Times New Roman" w:eastAsia="Times New Roman" w:hAnsi="Times New Roman" w:cs="Times New Roman"/>
+          <w:kern w:val="0"/>
+          <w:sz w:val="28"/>
+          <w:szCs w:val="28"/>
+          <w:lang w:eastAsia="en-IN"/>
+          <w14:ligatures w14:val="none"/>
+        </w:rPr>
+        <w:t xml:space="preserve">='white', </w:t>
+      </w:r>
+      <w:proofErr w:type="spellStart"/>
+      <w:r>
+        <w:rPr>
+          <w:rFonts w:ascii="Times New Roman" w:eastAsia="Times New Roman" w:hAnsi="Times New Roman" w:cs="Times New Roman"/>
+          <w:kern w:val="0"/>
+          <w:sz w:val="28"/>
+          <w:szCs w:val="28"/>
+          <w:lang w:eastAsia="en-IN"/>
+          <w14:ligatures w14:val="none"/>
+        </w:rPr>
+        <w:t>bg_color</w:t>
+      </w:r>
+      <w:proofErr w:type="spellEnd"/>
+      <w:r>
+        <w:rPr>
+          <w:rFonts w:ascii="Times New Roman" w:eastAsia="Times New Roman" w:hAnsi="Times New Roman" w:cs="Times New Roman"/>
+          <w:kern w:val="0"/>
+          <w:sz w:val="28"/>
+          <w:szCs w:val="28"/>
+          <w:lang w:eastAsia="en-IN"/>
+          <w14:ligatures w14:val="none"/>
+        </w:rPr>
+        <w:t>='black')</w:t>
+      </w:r>
+    </w:p>
+    <w:p>
+      <w:pPr>
+        <w:spacing w:before="100" w:beforeAutospacing="1" w:after="100" w:afterAutospacing="1" w:line="360" w:lineRule="auto"/>
+        <w:jc w:val="both"/>
+        <w:outlineLvl w:val="1"/>
+        <w:rPr>
+          <w:rFonts w:ascii="Times New Roman" w:eastAsia="Times New Roman" w:hAnsi="Times New Roman" w:cs="Times New Roman"/>
+          <w:kern w:val="0"/>
+          <w:sz w:val="28"/>
+          <w:szCs w:val="28"/>
+          <w:lang w:eastAsia="en-IN"/>
+          <w14:ligatures w14:val="none"/>
+        </w:rPr>
+      </w:pPr>
+      <w:r>
+        <w:rPr>
+          <w:rFonts w:ascii="Times New Roman" w:eastAsia="Times New Roman" w:hAnsi="Times New Roman" w:cs="Times New Roman"/>
+          <w:kern w:val="0"/>
+          <w:sz w:val="28"/>
+          <w:szCs w:val="28"/>
+          <w:lang w:eastAsia="en-IN"/>
+          <w14:ligatures w14:val="none"/>
+        </w:rPr>
+        <w:t>5.7 VIDEO + TEXT COMBINATION</w:t>
+      </w:r>
+    </w:p>
+    <w:p>
+      <w:pPr>
+        <w:spacing w:before="100" w:beforeAutospacing="1" w:after="100" w:afterAutospacing="1" w:line="360" w:lineRule="auto"/>
+        <w:jc w:val="both"/>
+        <w:outlineLvl w:val="1"/>
+        <w:rPr>
+          <w:rFonts w:ascii="Times New Roman" w:eastAsia="Times New Roman" w:hAnsi="Times New Roman" w:cs="Times New Roman"/>
+          <w:kern w:val="0"/>
+          <w:sz w:val="28"/>
+          <w:szCs w:val="28"/>
+          <w:lang w:eastAsia="en-IN"/>
+          <w14:ligatures w14:val="none"/>
+        </w:rPr>
+      </w:pPr>
+      <w:proofErr w:type="spellStart"/>
+      <w:r>
+        <w:rPr>
+          <w:rFonts w:ascii="Times New Roman" w:eastAsia="Times New Roman" w:hAnsi="Times New Roman" w:cs="Times New Roman"/>
+          <w:kern w:val="0"/>
+          <w:sz w:val="28"/>
+          <w:szCs w:val="28"/>
+          <w:lang w:eastAsia="en-IN"/>
+          <w14:ligatures w14:val="none"/>
+        </w:rPr>
+        <w:t>final_clip</w:t>
+      </w:r>
+      <w:proofErr w:type="spellEnd"/>
+      <w:r>
+        <w:rPr>
+          <w:rFonts w:ascii="Times New Roman" w:eastAsia="Times New Roman" w:hAnsi="Times New Roman" w:cs="Times New Roman"/>
+          <w:kern w:val="0"/>
+          <w:sz w:val="28"/>
+          <w:szCs w:val="28"/>
+          <w:lang w:eastAsia="en-IN"/>
+          <w14:ligatures w14:val="none"/>
+        </w:rPr>
+        <w:t xml:space="preserve"> = </w:t>
+      </w:r>
+      <w:proofErr w:type="spellStart"/>
+      <w:proofErr w:type="gramStart"/>
+      <w:r>
+        <w:rPr>
+          <w:rFonts w:ascii="Times New Roman" w:eastAsia="Times New Roman" w:hAnsi="Times New Roman" w:cs="Times New Roman"/>
+          <w:kern w:val="0"/>
+          <w:sz w:val="28"/>
+          <w:szCs w:val="28"/>
+          <w:lang w:eastAsia="en-IN"/>
+          <w14:ligatures w14:val="none"/>
+        </w:rPr>
+        <w:t>CompositeVideoClip</w:t>
+      </w:r>
+      <w:proofErr w:type="spellEnd"/>
+      <w:r>
+        <w:rPr>
+          <w:rFonts w:ascii="Times New Roman" w:eastAsia="Times New Roman" w:hAnsi="Times New Roman" w:cs="Times New Roman"/>
+          <w:kern w:val="0"/>
+          <w:sz w:val="28"/>
+          <w:szCs w:val="28"/>
+          <w:lang w:eastAsia="en-IN"/>
+          <w14:ligatures w14:val="none"/>
+        </w:rPr>
+        <w:t>(</w:t>
+      </w:r>
+      <w:proofErr w:type="gramEnd"/>
+      <w:r>
+        <w:rPr>
+          <w:rFonts w:ascii="Times New Roman" w:eastAsia="Times New Roman" w:hAnsi="Times New Roman" w:cs="Times New Roman"/>
+          <w:kern w:val="0"/>
+          <w:sz w:val="28"/>
+          <w:szCs w:val="28"/>
+          <w:lang w:eastAsia="en-IN"/>
+          <w14:ligatures w14:val="none"/>
+        </w:rPr>
+        <w:t xml:space="preserve">[clip, </w:t>
+      </w:r>
+      <w:proofErr w:type="spellStart"/>
+      <w:r>
+        <w:rPr>
+          <w:rFonts w:ascii="Times New Roman" w:eastAsia="Times New Roman" w:hAnsi="Times New Roman" w:cs="Times New Roman"/>
+          <w:kern w:val="0"/>
+          <w:sz w:val="28"/>
+          <w:szCs w:val="28"/>
+          <w:lang w:eastAsia="en-IN"/>
+          <w14:ligatures w14:val="none"/>
+        </w:rPr>
+        <w:t>txt_clip</w:t>
+      </w:r>
+      <w:proofErr w:type="spellEnd"/>
+      <w:r>
+        <w:rPr>
+          <w:rFonts w:ascii="Times New Roman" w:eastAsia="Times New Roman" w:hAnsi="Times New Roman" w:cs="Times New Roman"/>
+          <w:kern w:val="0"/>
+          <w:sz w:val="28"/>
+          <w:szCs w:val="28"/>
+          <w:lang w:eastAsia="en-IN"/>
+          <w14:ligatures w14:val="none"/>
+        </w:rPr>
+        <w:t>])</w:t>
+      </w:r>
+    </w:p>
+    <w:p>
+      <w:pPr>
+        <w:spacing w:before="100" w:beforeAutospacing="1" w:after="100" w:afterAutospacing="1" w:line="360" w:lineRule="auto"/>
+        <w:jc w:val="both"/>
+        <w:outlineLvl w:val="1"/>
         <w:rPr>
           <w:rFonts w:ascii="Times New Roman" w:eastAsia="Times New Roman" w:hAnsi="Times New Roman" w:cs="Times New Roman"/>
           <w:b/>
@@ -973,14 +2221,8 @@
           <w:lang w:eastAsia="en-IN"/>
           <w14:ligatures w14:val="none"/>
         </w:rPr>
-        <w:t>("videos/full_match.mp4")</w:t>
-      </w:r>
-    </w:p>
-    <w:p>
-      <w:pPr>
-        <w:spacing w:before="100" w:beforeAutospacing="1" w:after="100" w:afterAutospacing="1" w:line="360" w:lineRule="auto"/>
-        <w:jc w:val="both"/>
-        <w:outlineLvl w:val="1"/>
+      </w:pPr>
+      <w:r>
         <w:rPr>
           <w:rFonts w:ascii="Times New Roman" w:eastAsia="Times New Roman" w:hAnsi="Times New Roman" w:cs="Times New Roman"/>
           <w:b/>
@@ -991,8 +2233,79 @@
           <w:lang w:eastAsia="en-IN"/>
           <w14:ligatures w14:val="none"/>
         </w:rPr>
-      </w:pPr>
-      <w:r>
+        <w:t>5.8 CLIP STORAGE</w:t>
+      </w:r>
+    </w:p>
+    <w:p>
+      <w:pPr>
+        <w:spacing w:before="100" w:beforeAutospacing="1" w:after="100" w:afterAutospacing="1" w:line="360" w:lineRule="auto"/>
+        <w:jc w:val="both"/>
+        <w:outlineLvl w:val="1"/>
+        <w:rPr>
+          <w:rFonts w:ascii="Times New Roman" w:eastAsia="Times New Roman" w:hAnsi="Times New Roman" w:cs="Times New Roman"/>
+          <w:kern w:val="0"/>
+          <w:sz w:val="28"/>
+          <w:szCs w:val="28"/>
+          <w:lang w:eastAsia="en-IN"/>
+          <w14:ligatures w14:val="none"/>
+        </w:rPr>
+      </w:pPr>
+      <w:proofErr w:type="spellStart"/>
+      <w:proofErr w:type="gramStart"/>
+      <w:r>
+        <w:rPr>
+          <w:rFonts w:ascii="Times New Roman" w:eastAsia="Times New Roman" w:hAnsi="Times New Roman" w:cs="Times New Roman"/>
+          <w:kern w:val="0"/>
+          <w:sz w:val="28"/>
+          <w:szCs w:val="28"/>
+          <w:lang w:eastAsia="en-IN"/>
+          <w14:ligatures w14:val="none"/>
+        </w:rPr>
+        <w:t>clips.append</w:t>
+      </w:r>
+      <w:proofErr w:type="spellEnd"/>
+      <w:proofErr w:type="gramEnd"/>
+      <w:r>
+        <w:rPr>
+          <w:rFonts w:ascii="Times New Roman" w:eastAsia="Times New Roman" w:hAnsi="Times New Roman" w:cs="Times New Roman"/>
+          <w:kern w:val="0"/>
+          <w:sz w:val="28"/>
+          <w:szCs w:val="28"/>
+          <w:lang w:eastAsia="en-IN"/>
+          <w14:ligatures w14:val="none"/>
+        </w:rPr>
+        <w:t>(</w:t>
+      </w:r>
+      <w:proofErr w:type="spellStart"/>
+      <w:r>
+        <w:rPr>
+          <w:rFonts w:ascii="Times New Roman" w:eastAsia="Times New Roman" w:hAnsi="Times New Roman" w:cs="Times New Roman"/>
+          <w:kern w:val="0"/>
+          <w:sz w:val="28"/>
+          <w:szCs w:val="28"/>
+          <w:lang w:eastAsia="en-IN"/>
+          <w14:ligatures w14:val="none"/>
+        </w:rPr>
+        <w:t>final_clip</w:t>
+      </w:r>
+      <w:proofErr w:type="spellEnd"/>
+      <w:r>
+        <w:rPr>
+          <w:rFonts w:ascii="Times New Roman" w:eastAsia="Times New Roman" w:hAnsi="Times New Roman" w:cs="Times New Roman"/>
+          <w:kern w:val="0"/>
+          <w:sz w:val="28"/>
+          <w:szCs w:val="28"/>
+          <w:lang w:eastAsia="en-IN"/>
+          <w14:ligatures w14:val="none"/>
+        </w:rPr>
+        <w:t>)</w:t>
+      </w:r>
+    </w:p>
+    <w:p>
+      <w:pPr>
+        <w:spacing w:before="100" w:beforeAutospacing="1" w:after="100" w:afterAutospacing="1" w:line="360" w:lineRule="auto"/>
+        <w:jc w:val="both"/>
+        <w:outlineLvl w:val="1"/>
         <w:rPr>
           <w:rFonts w:ascii="Times New Roman" w:eastAsia="Times New Roman" w:hAnsi="Times New Roman" w:cs="Times New Roman"/>
           <w:b/>
@@ -1003,14 +2316,8 @@
           <w:lang w:eastAsia="en-IN"/>
           <w14:ligatures w14:val="none"/>
         </w:rPr>
-        <w:t>5.2 EVENT DATA READING</w:t>
-      </w:r>
-    </w:p>
-    <w:p>
-      <w:pPr>
-        <w:spacing w:before="100" w:beforeAutospacing="1" w:after="100" w:afterAutospacing="1" w:line="360" w:lineRule="auto"/>
-        <w:jc w:val="both"/>
-        <w:outlineLvl w:val="1"/>
+      </w:pPr>
+      <w:r>
         <w:rPr>
           <w:rFonts w:ascii="Times New Roman" w:eastAsia="Times New Roman" w:hAnsi="Times New Roman" w:cs="Times New Roman"/>
           <w:b/>
@@ -1021,8 +2328,77 @@
           <w:lang w:eastAsia="en-IN"/>
           <w14:ligatures w14:val="none"/>
         </w:rPr>
-      </w:pPr>
-      <w:r>
+        <w:t>5.9 MERGING CLIPS</w:t>
+      </w:r>
+    </w:p>
+    <w:p>
+      <w:pPr>
+        <w:spacing w:before="100" w:beforeAutospacing="1" w:after="100" w:afterAutospacing="1" w:line="360" w:lineRule="auto"/>
+        <w:jc w:val="both"/>
+        <w:outlineLvl w:val="1"/>
+        <w:rPr>
+          <w:rFonts w:ascii="Times New Roman" w:eastAsia="Times New Roman" w:hAnsi="Times New Roman" w:cs="Times New Roman"/>
+          <w:kern w:val="0"/>
+          <w:sz w:val="28"/>
+          <w:szCs w:val="28"/>
+          <w:lang w:eastAsia="en-IN"/>
+          <w14:ligatures w14:val="none"/>
+        </w:rPr>
+      </w:pPr>
+      <w:proofErr w:type="spellStart"/>
+      <w:r>
+        <w:rPr>
+          <w:rFonts w:ascii="Times New Roman" w:eastAsia="Times New Roman" w:hAnsi="Times New Roman" w:cs="Times New Roman"/>
+          <w:kern w:val="0"/>
+          <w:sz w:val="28"/>
+          <w:szCs w:val="28"/>
+          <w:lang w:eastAsia="en-IN"/>
+          <w14:ligatures w14:val="none"/>
+        </w:rPr>
+        <w:t>final_video</w:t>
+      </w:r>
+      <w:proofErr w:type="spellEnd"/>
+      <w:r>
+        <w:rPr>
+          <w:rFonts w:ascii="Times New Roman" w:eastAsia="Times New Roman" w:hAnsi="Times New Roman" w:cs="Times New Roman"/>
+          <w:kern w:val="0"/>
+          <w:sz w:val="28"/>
+          <w:szCs w:val="28"/>
+          <w:lang w:eastAsia="en-IN"/>
+          <w14:ligatures w14:val="none"/>
+        </w:rPr>
+        <w:t xml:space="preserve"> = </w:t>
+      </w:r>
+      <w:proofErr w:type="spellStart"/>
+      <w:r>
+        <w:rPr>
+          <w:rFonts w:ascii="Times New Roman" w:eastAsia="Times New Roman" w:hAnsi="Times New Roman" w:cs="Times New Roman"/>
+          <w:kern w:val="0"/>
+          <w:sz w:val="28"/>
+          <w:szCs w:val="28"/>
+          <w:lang w:eastAsia="en-IN"/>
+          <w14:ligatures w14:val="none"/>
+        </w:rPr>
+        <w:t>concatenate_videoclips</w:t>
+      </w:r>
+      <w:proofErr w:type="spellEnd"/>
+      <w:r>
+        <w:rPr>
+          <w:rFonts w:ascii="Times New Roman" w:eastAsia="Times New Roman" w:hAnsi="Times New Roman" w:cs="Times New Roman"/>
+          <w:kern w:val="0"/>
+          <w:sz w:val="28"/>
+          <w:szCs w:val="28"/>
+          <w:lang w:eastAsia="en-IN"/>
+          <w14:ligatures w14:val="none"/>
+        </w:rPr>
+        <w:t>(clips)</w:t>
+      </w:r>
+    </w:p>
+    <w:p>
+      <w:pPr>
+        <w:spacing w:before="100" w:beforeAutospacing="1" w:after="100" w:afterAutospacing="1" w:line="360" w:lineRule="auto"/>
+        <w:jc w:val="both"/>
+        <w:outlineLvl w:val="1"/>
         <w:rPr>
           <w:rFonts w:ascii="Times New Roman" w:eastAsia="Times New Roman" w:hAnsi="Times New Roman" w:cs="Times New Roman"/>
           <w:b/>
@@ -1033,10 +2409,7 @@
           <w:lang w:eastAsia="en-IN"/>
           <w14:ligatures w14:val="none"/>
         </w:rPr>
-        <w:t xml:space="preserve">events = </w:t>
-      </w:r>
-      <w:proofErr w:type="spellStart"/>
-      <w:proofErr w:type="gramStart"/>
+      </w:pPr>
       <w:r>
         <w:rPr>
           <w:rFonts w:ascii="Times New Roman" w:eastAsia="Times New Roman" w:hAnsi="Times New Roman" w:cs="Times New Roman"/>
@@ -1048,10 +2421,77 @@
           <w:lang w:eastAsia="en-IN"/>
           <w14:ligatures w14:val="none"/>
         </w:rPr>
-        <w:t>pd.read</w:t>
+        <w:t>5.10 OUTPUT GENERATION</w:t>
+      </w:r>
+    </w:p>
+    <w:p>
+      <w:pPr>
+        <w:spacing w:before="100" w:beforeAutospacing="1" w:after="100" w:afterAutospacing="1" w:line="360" w:lineRule="auto"/>
+        <w:jc w:val="both"/>
+        <w:outlineLvl w:val="1"/>
+        <w:rPr>
+          <w:rFonts w:ascii="Times New Roman" w:eastAsia="Times New Roman" w:hAnsi="Times New Roman" w:cs="Times New Roman"/>
+          <w:kern w:val="0"/>
+          <w:sz w:val="28"/>
+          <w:szCs w:val="28"/>
+          <w:lang w:eastAsia="en-IN"/>
+          <w14:ligatures w14:val="none"/>
+        </w:rPr>
+      </w:pPr>
+      <w:proofErr w:type="spellStart"/>
+      <w:r>
+        <w:rPr>
+          <w:rFonts w:ascii="Times New Roman" w:eastAsia="Times New Roman" w:hAnsi="Times New Roman" w:cs="Times New Roman"/>
+          <w:kern w:val="0"/>
+          <w:sz w:val="28"/>
+          <w:szCs w:val="28"/>
+          <w:lang w:eastAsia="en-IN"/>
+          <w14:ligatures w14:val="none"/>
+        </w:rPr>
+        <w:t>final_</w:t>
+      </w:r>
+      <w:proofErr w:type="gramStart"/>
+      <w:r>
+        <w:rPr>
+          <w:rFonts w:ascii="Times New Roman" w:eastAsia="Times New Roman" w:hAnsi="Times New Roman" w:cs="Times New Roman"/>
+          <w:kern w:val="0"/>
+          <w:sz w:val="28"/>
+          <w:szCs w:val="28"/>
+          <w:lang w:eastAsia="en-IN"/>
+          <w14:ligatures w14:val="none"/>
+        </w:rPr>
+        <w:t>video.write</w:t>
       </w:r>
       <w:proofErr w:type="gramEnd"/>
       <w:r>
+        <w:rPr>
+          <w:rFonts w:ascii="Times New Roman" w:eastAsia="Times New Roman" w:hAnsi="Times New Roman" w:cs="Times New Roman"/>
+          <w:kern w:val="0"/>
+          <w:sz w:val="28"/>
+          <w:szCs w:val="28"/>
+          <w:lang w:eastAsia="en-IN"/>
+          <w14:ligatures w14:val="none"/>
+        </w:rPr>
+        <w:t>_videofile</w:t>
+      </w:r>
+      <w:proofErr w:type="spellEnd"/>
+      <w:r>
+        <w:rPr>
+          <w:rFonts w:ascii="Times New Roman" w:eastAsia="Times New Roman" w:hAnsi="Times New Roman" w:cs="Times New Roman"/>
+          <w:kern w:val="0"/>
+          <w:sz w:val="28"/>
+          <w:szCs w:val="28"/>
+          <w:lang w:eastAsia="en-IN"/>
+          <w14:ligatures w14:val="none"/>
+        </w:rPr>
+        <w:t>("output/highlights.mp4")</w:t>
+      </w:r>
+    </w:p>
+    <w:p>
+      <w:pPr>
+        <w:spacing w:before="100" w:beforeAutospacing="1" w:after="100" w:afterAutospacing="1" w:line="360" w:lineRule="auto"/>
+        <w:jc w:val="both"/>
+        <w:outlineLvl w:val="1"/>
         <w:rPr>
           <w:rFonts w:ascii="Times New Roman" w:eastAsia="Times New Roman" w:hAnsi="Times New Roman" w:cs="Times New Roman"/>
           <w:b/>
@@ -1062,9 +2502,7 @@
           <w:lang w:eastAsia="en-IN"/>
           <w14:ligatures w14:val="none"/>
         </w:rPr>
-        <w:t>_csv</w:t>
-      </w:r>
-      <w:proofErr w:type="spellEnd"/>
+      </w:pPr>
       <w:r>
         <w:rPr>
           <w:rFonts w:ascii="Times New Roman" w:eastAsia="Times New Roman" w:hAnsi="Times New Roman" w:cs="Times New Roman"/>
@@ -1076,7 +2514,7 @@
           <w:lang w:eastAsia="en-IN"/>
           <w14:ligatures w14:val="none"/>
         </w:rPr>
-        <w:t>("data/events.csv")</w:t>
+        <w:t>6. FINAL RESULT</w:t>
       </w:r>
     </w:p>
     <w:p>
@@ -1086,1180 +2524,16 @@
         <w:outlineLvl w:val="1"/>
         <w:rPr>
           <w:rFonts w:ascii="Times New Roman" w:eastAsia="Times New Roman" w:hAnsi="Times New Roman" w:cs="Times New Roman"/>
-          <w:b/>
-          <w:bCs/>
-          <w:kern w:val="0"/>
-          <w:sz w:val="28"/>
-          <w:szCs w:val="28"/>
-          <w:lang w:eastAsia="en-IN"/>
-          <w14:ligatures w14:val="none"/>
-        </w:rPr>
-      </w:pPr>
-      <w:r>
-        <w:rPr>
-          <w:rFonts w:ascii="Times New Roman" w:eastAsia="Times New Roman" w:hAnsi="Times New Roman" w:cs="Times New Roman"/>
-          <w:b/>
-          <w:bCs/>
-          <w:kern w:val="0"/>
-          <w:sz w:val="28"/>
-          <w:szCs w:val="28"/>
-          <w:lang w:eastAsia="en-IN"/>
-          <w14:ligatures w14:val="none"/>
-        </w:rPr>
-        <w:t>5.3 EVENT LOOP PROCESSING</w:t>
-      </w:r>
-    </w:p>
-    <w:p>
-      <w:pPr>
-        <w:spacing w:before="100" w:beforeAutospacing="1" w:after="100" w:afterAutospacing="1" w:line="360" w:lineRule="auto"/>
-        <w:jc w:val="both"/>
-        <w:outlineLvl w:val="1"/>
-        <w:rPr>
-          <w:rFonts w:ascii="Times New Roman" w:eastAsia="Times New Roman" w:hAnsi="Times New Roman" w:cs="Times New Roman"/>
-          <w:b/>
-          <w:bCs/>
-          <w:kern w:val="0"/>
-          <w:sz w:val="28"/>
-          <w:szCs w:val="28"/>
-          <w:lang w:eastAsia="en-IN"/>
-          <w14:ligatures w14:val="none"/>
-        </w:rPr>
-      </w:pPr>
-      <w:r>
-        <w:rPr>
-          <w:rFonts w:ascii="Times New Roman" w:eastAsia="Times New Roman" w:hAnsi="Times New Roman" w:cs="Times New Roman"/>
-          <w:b/>
-          <w:bCs/>
-          <w:kern w:val="0"/>
-          <w:sz w:val="28"/>
-          <w:szCs w:val="28"/>
-          <w:lang w:eastAsia="en-IN"/>
-          <w14:ligatures w14:val="none"/>
-        </w:rPr>
-        <w:t xml:space="preserve">for </w:t>
-      </w:r>
-      <w:proofErr w:type="spellStart"/>
-      <w:r>
-        <w:rPr>
-          <w:rFonts w:ascii="Times New Roman" w:eastAsia="Times New Roman" w:hAnsi="Times New Roman" w:cs="Times New Roman"/>
-          <w:b/>
-          <w:bCs/>
-          <w:kern w:val="0"/>
-          <w:sz w:val="28"/>
-          <w:szCs w:val="28"/>
-          <w:lang w:eastAsia="en-IN"/>
-          <w14:ligatures w14:val="none"/>
-        </w:rPr>
-        <w:t>i</w:t>
-      </w:r>
-      <w:proofErr w:type="spellEnd"/>
-      <w:r>
-        <w:rPr>
-          <w:rFonts w:ascii="Times New Roman" w:eastAsia="Times New Roman" w:hAnsi="Times New Roman" w:cs="Times New Roman"/>
-          <w:b/>
-          <w:bCs/>
-          <w:kern w:val="0"/>
-          <w:sz w:val="28"/>
-          <w:szCs w:val="28"/>
-          <w:lang w:eastAsia="en-IN"/>
-          <w14:ligatures w14:val="none"/>
-        </w:rPr>
-        <w:t xml:space="preserve"> in range(</w:t>
-      </w:r>
-      <w:proofErr w:type="spellStart"/>
-      <w:r>
-        <w:rPr>
-          <w:rFonts w:ascii="Times New Roman" w:eastAsia="Times New Roman" w:hAnsi="Times New Roman" w:cs="Times New Roman"/>
-          <w:b/>
-          <w:bCs/>
-          <w:kern w:val="0"/>
-          <w:sz w:val="28"/>
-          <w:szCs w:val="28"/>
-          <w:lang w:eastAsia="en-IN"/>
-          <w14:ligatures w14:val="none"/>
-        </w:rPr>
-        <w:t>len</w:t>
-      </w:r>
-      <w:proofErr w:type="spellEnd"/>
-      <w:r>
-        <w:rPr>
-          <w:rFonts w:ascii="Times New Roman" w:eastAsia="Times New Roman" w:hAnsi="Times New Roman" w:cs="Times New Roman"/>
-          <w:b/>
-          <w:bCs/>
-          <w:kern w:val="0"/>
-          <w:sz w:val="28"/>
-          <w:szCs w:val="28"/>
-          <w:lang w:eastAsia="en-IN"/>
-          <w14:ligatures w14:val="none"/>
-        </w:rPr>
-        <w:t>(events)):</w:t>
-      </w:r>
-    </w:p>
-    <w:p>
-      <w:pPr>
-        <w:spacing w:before="100" w:beforeAutospacing="1" w:after="100" w:afterAutospacing="1" w:line="360" w:lineRule="auto"/>
-        <w:jc w:val="both"/>
-        <w:outlineLvl w:val="1"/>
-        <w:rPr>
-          <w:rFonts w:ascii="Times New Roman" w:eastAsia="Times New Roman" w:hAnsi="Times New Roman" w:cs="Times New Roman"/>
-          <w:b/>
-          <w:bCs/>
-          <w:kern w:val="0"/>
-          <w:sz w:val="28"/>
-          <w:szCs w:val="28"/>
-          <w:lang w:eastAsia="en-IN"/>
-          <w14:ligatures w14:val="none"/>
-        </w:rPr>
-      </w:pPr>
-      <w:r>
-        <w:rPr>
-          <w:rFonts w:ascii="Times New Roman" w:eastAsia="Times New Roman" w:hAnsi="Times New Roman" w:cs="Times New Roman"/>
-          <w:b/>
-          <w:bCs/>
-          <w:kern w:val="0"/>
-          <w:sz w:val="28"/>
-          <w:szCs w:val="28"/>
-          <w:lang w:eastAsia="en-IN"/>
-          <w14:ligatures w14:val="none"/>
-        </w:rPr>
-        <w:t>5.4 DYNAMIC CLIP TIMING</w:t>
-      </w:r>
-    </w:p>
-    <w:p>
-      <w:pPr>
-        <w:spacing w:before="100" w:beforeAutospacing="1" w:after="100" w:afterAutospacing="1" w:line="360" w:lineRule="auto"/>
-        <w:jc w:val="both"/>
-        <w:outlineLvl w:val="1"/>
-        <w:rPr>
-          <w:rFonts w:ascii="Times New Roman" w:eastAsia="Times New Roman" w:hAnsi="Times New Roman" w:cs="Times New Roman"/>
-          <w:b/>
-          <w:bCs/>
-          <w:kern w:val="0"/>
-          <w:sz w:val="28"/>
-          <w:szCs w:val="28"/>
-          <w:lang w:eastAsia="en-IN"/>
-          <w14:ligatures w14:val="none"/>
-        </w:rPr>
-      </w:pPr>
-      <w:r>
-        <w:rPr>
-          <w:rFonts w:ascii="Times New Roman" w:eastAsia="Times New Roman" w:hAnsi="Times New Roman" w:cs="Times New Roman"/>
-          <w:b/>
-          <w:bCs/>
-          <w:kern w:val="0"/>
-          <w:sz w:val="28"/>
-          <w:szCs w:val="28"/>
-          <w:lang w:eastAsia="en-IN"/>
-          <w14:ligatures w14:val="none"/>
-        </w:rPr>
-        <w:t xml:space="preserve">if </w:t>
-      </w:r>
-      <w:proofErr w:type="spellStart"/>
-      <w:r>
-        <w:rPr>
-          <w:rFonts w:ascii="Times New Roman" w:eastAsia="Times New Roman" w:hAnsi="Times New Roman" w:cs="Times New Roman"/>
-          <w:b/>
-          <w:bCs/>
-          <w:kern w:val="0"/>
-          <w:sz w:val="28"/>
-          <w:szCs w:val="28"/>
-          <w:lang w:eastAsia="en-IN"/>
-          <w14:ligatures w14:val="none"/>
-        </w:rPr>
-        <w:t>event_type</w:t>
-      </w:r>
-      <w:proofErr w:type="spellEnd"/>
-      <w:r>
-        <w:rPr>
-          <w:rFonts w:ascii="Times New Roman" w:eastAsia="Times New Roman" w:hAnsi="Times New Roman" w:cs="Times New Roman"/>
-          <w:b/>
-          <w:bCs/>
-          <w:kern w:val="0"/>
-          <w:sz w:val="28"/>
-          <w:szCs w:val="28"/>
-          <w:lang w:eastAsia="en-IN"/>
-          <w14:ligatures w14:val="none"/>
-        </w:rPr>
-        <w:t xml:space="preserve"> == "wicket":</w:t>
-      </w:r>
-    </w:p>
-    <w:p>
-      <w:pPr>
-        <w:spacing w:before="100" w:beforeAutospacing="1" w:after="100" w:afterAutospacing="1" w:line="360" w:lineRule="auto"/>
-        <w:jc w:val="both"/>
-        <w:outlineLvl w:val="1"/>
-        <w:rPr>
-          <w:rFonts w:ascii="Times New Roman" w:eastAsia="Times New Roman" w:hAnsi="Times New Roman" w:cs="Times New Roman"/>
-          <w:b/>
-          <w:bCs/>
-          <w:kern w:val="0"/>
-          <w:sz w:val="28"/>
-          <w:szCs w:val="28"/>
-          <w:lang w:eastAsia="en-IN"/>
-          <w14:ligatures w14:val="none"/>
-        </w:rPr>
-      </w:pPr>
-      <w:r>
-        <w:rPr>
-          <w:rFonts w:ascii="Times New Roman" w:eastAsia="Times New Roman" w:hAnsi="Times New Roman" w:cs="Times New Roman"/>
-          <w:b/>
-          <w:bCs/>
-          <w:kern w:val="0"/>
-          <w:sz w:val="28"/>
-          <w:szCs w:val="28"/>
-          <w:lang w:eastAsia="en-IN"/>
-          <w14:ligatures w14:val="none"/>
-        </w:rPr>
-        <w:t xml:space="preserve">    before, after = 8, 8</w:t>
-      </w:r>
-    </w:p>
-    <w:p>
-      <w:pPr>
-        <w:spacing w:before="100" w:beforeAutospacing="1" w:after="100" w:afterAutospacing="1" w:line="360" w:lineRule="auto"/>
-        <w:jc w:val="both"/>
-        <w:outlineLvl w:val="1"/>
-        <w:rPr>
-          <w:rFonts w:ascii="Times New Roman" w:eastAsia="Times New Roman" w:hAnsi="Times New Roman" w:cs="Times New Roman"/>
-          <w:b/>
-          <w:bCs/>
-          <w:kern w:val="0"/>
-          <w:sz w:val="28"/>
-          <w:szCs w:val="28"/>
-          <w:lang w:eastAsia="en-IN"/>
-          <w14:ligatures w14:val="none"/>
-        </w:rPr>
-      </w:pPr>
-      <w:proofErr w:type="spellStart"/>
-      <w:r>
-        <w:rPr>
-          <w:rFonts w:ascii="Times New Roman" w:eastAsia="Times New Roman" w:hAnsi="Times New Roman" w:cs="Times New Roman"/>
-          <w:b/>
-          <w:bCs/>
-          <w:kern w:val="0"/>
-          <w:sz w:val="28"/>
-          <w:szCs w:val="28"/>
-          <w:lang w:eastAsia="en-IN"/>
-          <w14:ligatures w14:val="none"/>
-        </w:rPr>
-        <w:t>elif</w:t>
-      </w:r>
-      <w:proofErr w:type="spellEnd"/>
-      <w:r>
-        <w:rPr>
-          <w:rFonts w:ascii="Times New Roman" w:eastAsia="Times New Roman" w:hAnsi="Times New Roman" w:cs="Times New Roman"/>
-          <w:b/>
-          <w:bCs/>
-          <w:kern w:val="0"/>
-          <w:sz w:val="28"/>
-          <w:szCs w:val="28"/>
-          <w:lang w:eastAsia="en-IN"/>
-          <w14:ligatures w14:val="none"/>
-        </w:rPr>
-        <w:t xml:space="preserve"> </w:t>
-      </w:r>
-      <w:proofErr w:type="spellStart"/>
-      <w:r>
-        <w:rPr>
-          <w:rFonts w:ascii="Times New Roman" w:eastAsia="Times New Roman" w:hAnsi="Times New Roman" w:cs="Times New Roman"/>
-          <w:b/>
-          <w:bCs/>
-          <w:kern w:val="0"/>
-          <w:sz w:val="28"/>
-          <w:szCs w:val="28"/>
-          <w:lang w:eastAsia="en-IN"/>
-          <w14:ligatures w14:val="none"/>
-        </w:rPr>
-        <w:t>event_type</w:t>
-      </w:r>
-      <w:proofErr w:type="spellEnd"/>
-      <w:r>
-        <w:rPr>
-          <w:rFonts w:ascii="Times New Roman" w:eastAsia="Times New Roman" w:hAnsi="Times New Roman" w:cs="Times New Roman"/>
-          <w:b/>
-          <w:bCs/>
-          <w:kern w:val="0"/>
-          <w:sz w:val="28"/>
-          <w:szCs w:val="28"/>
-          <w:lang w:eastAsia="en-IN"/>
-          <w14:ligatures w14:val="none"/>
-        </w:rPr>
-        <w:t xml:space="preserve"> == "six":</w:t>
-      </w:r>
-    </w:p>
-    <w:p>
-      <w:pPr>
-        <w:spacing w:before="100" w:beforeAutospacing="1" w:after="100" w:afterAutospacing="1" w:line="360" w:lineRule="auto"/>
-        <w:jc w:val="both"/>
-        <w:outlineLvl w:val="1"/>
-        <w:rPr>
-          <w:rFonts w:ascii="Times New Roman" w:eastAsia="Times New Roman" w:hAnsi="Times New Roman" w:cs="Times New Roman"/>
-          <w:b/>
-          <w:bCs/>
-          <w:kern w:val="0"/>
-          <w:sz w:val="28"/>
-          <w:szCs w:val="28"/>
-          <w:lang w:eastAsia="en-IN"/>
-          <w14:ligatures w14:val="none"/>
-        </w:rPr>
-      </w:pPr>
-      <w:r>
-        <w:rPr>
-          <w:rFonts w:ascii="Times New Roman" w:eastAsia="Times New Roman" w:hAnsi="Times New Roman" w:cs="Times New Roman"/>
-          <w:b/>
-          <w:bCs/>
-          <w:kern w:val="0"/>
-          <w:sz w:val="28"/>
-          <w:szCs w:val="28"/>
-          <w:lang w:eastAsia="en-IN"/>
-          <w14:ligatures w14:val="none"/>
-        </w:rPr>
-        <w:t xml:space="preserve">    before, after = 5, 5</w:t>
-      </w:r>
-    </w:p>
-    <w:p>
-      <w:pPr>
-        <w:spacing w:before="100" w:beforeAutospacing="1" w:after="100" w:afterAutospacing="1" w:line="360" w:lineRule="auto"/>
-        <w:jc w:val="both"/>
-        <w:outlineLvl w:val="1"/>
-        <w:rPr>
-          <w:rFonts w:ascii="Times New Roman" w:eastAsia="Times New Roman" w:hAnsi="Times New Roman" w:cs="Times New Roman"/>
-          <w:b/>
-          <w:bCs/>
-          <w:kern w:val="0"/>
-          <w:sz w:val="28"/>
-          <w:szCs w:val="28"/>
-          <w:lang w:eastAsia="en-IN"/>
-          <w14:ligatures w14:val="none"/>
-        </w:rPr>
-      </w:pPr>
-      <w:r>
-        <w:rPr>
-          <w:rFonts w:ascii="Times New Roman" w:eastAsia="Times New Roman" w:hAnsi="Times New Roman" w:cs="Times New Roman"/>
-          <w:b/>
-          <w:bCs/>
-          <w:kern w:val="0"/>
-          <w:sz w:val="28"/>
-          <w:szCs w:val="28"/>
-          <w:lang w:eastAsia="en-IN"/>
-          <w14:ligatures w14:val="none"/>
-        </w:rPr>
-        <w:t>else:</w:t>
-      </w:r>
-    </w:p>
-    <w:p>
-      <w:pPr>
-        <w:spacing w:before="100" w:beforeAutospacing="1" w:after="100" w:afterAutospacing="1" w:line="360" w:lineRule="auto"/>
-        <w:jc w:val="both"/>
-        <w:outlineLvl w:val="1"/>
-        <w:rPr>
-          <w:rFonts w:ascii="Times New Roman" w:eastAsia="Times New Roman" w:hAnsi="Times New Roman" w:cs="Times New Roman"/>
-          <w:b/>
-          <w:bCs/>
-          <w:kern w:val="0"/>
-          <w:sz w:val="28"/>
-          <w:szCs w:val="28"/>
-          <w:lang w:eastAsia="en-IN"/>
-          <w14:ligatures w14:val="none"/>
-        </w:rPr>
-      </w:pPr>
-      <w:r>
-        <w:rPr>
-          <w:rFonts w:ascii="Times New Roman" w:eastAsia="Times New Roman" w:hAnsi="Times New Roman" w:cs="Times New Roman"/>
-          <w:b/>
-          <w:bCs/>
-          <w:kern w:val="0"/>
-          <w:sz w:val="28"/>
-          <w:szCs w:val="28"/>
-          <w:lang w:eastAsia="en-IN"/>
-          <w14:ligatures w14:val="none"/>
-        </w:rPr>
-        <w:t xml:space="preserve">    before, after = 4, 4</w:t>
-      </w:r>
-      <w:r>
-        <w:rPr>
-          <w:rFonts w:ascii="Times New Roman" w:eastAsia="Times New Roman" w:hAnsi="Times New Roman" w:cs="Times New Roman"/>
-          <w:b/>
-          <w:bCs/>
-          <w:kern w:val="0"/>
-          <w:sz w:val="28"/>
-          <w:szCs w:val="28"/>
-          <w:lang w:eastAsia="en-IN"/>
-          <w14:ligatures w14:val="none"/>
-        </w:rPr>
-        <w:t>5.5 CLIP EXTRACTION</w:t>
-      </w:r>
-    </w:p>
-    <w:p>
-      <w:pPr>
-        <w:spacing w:before="100" w:beforeAutospacing="1" w:after="100" w:afterAutospacing="1" w:line="360" w:lineRule="auto"/>
-        <w:jc w:val="both"/>
-        <w:outlineLvl w:val="1"/>
-        <w:rPr>
-          <w:rFonts w:ascii="Times New Roman" w:eastAsia="Times New Roman" w:hAnsi="Times New Roman" w:cs="Times New Roman"/>
-          <w:b/>
-          <w:bCs/>
-          <w:kern w:val="0"/>
-          <w:sz w:val="28"/>
-          <w:szCs w:val="28"/>
-          <w:lang w:eastAsia="en-IN"/>
-          <w14:ligatures w14:val="none"/>
-        </w:rPr>
-      </w:pPr>
-      <w:r>
-        <w:rPr>
-          <w:rFonts w:ascii="Times New Roman" w:eastAsia="Times New Roman" w:hAnsi="Times New Roman" w:cs="Times New Roman"/>
-          <w:b/>
-          <w:bCs/>
-          <w:kern w:val="0"/>
-          <w:sz w:val="28"/>
-          <w:szCs w:val="28"/>
-          <w:lang w:eastAsia="en-IN"/>
-          <w14:ligatures w14:val="none"/>
-        </w:rPr>
-        <w:t xml:space="preserve">clip = </w:t>
-      </w:r>
-      <w:proofErr w:type="spellStart"/>
-      <w:proofErr w:type="gramStart"/>
-      <w:r>
-        <w:rPr>
-          <w:rFonts w:ascii="Times New Roman" w:eastAsia="Times New Roman" w:hAnsi="Times New Roman" w:cs="Times New Roman"/>
-          <w:b/>
-          <w:bCs/>
-          <w:kern w:val="0"/>
-          <w:sz w:val="28"/>
-          <w:szCs w:val="28"/>
-          <w:lang w:eastAsia="en-IN"/>
-          <w14:ligatures w14:val="none"/>
-        </w:rPr>
-        <w:t>video.subclip</w:t>
-      </w:r>
-      <w:proofErr w:type="spellEnd"/>
-      <w:proofErr w:type="gramEnd"/>
-      <w:r>
-        <w:rPr>
-          <w:rFonts w:ascii="Times New Roman" w:eastAsia="Times New Roman" w:hAnsi="Times New Roman" w:cs="Times New Roman"/>
-          <w:b/>
-          <w:bCs/>
-          <w:kern w:val="0"/>
-          <w:sz w:val="28"/>
-          <w:szCs w:val="28"/>
-          <w:lang w:eastAsia="en-IN"/>
-          <w14:ligatures w14:val="none"/>
-        </w:rPr>
-        <w:t>(start, end)</w:t>
-      </w:r>
-    </w:p>
-    <w:p>
-      <w:pPr>
-        <w:spacing w:before="100" w:beforeAutospacing="1" w:after="100" w:afterAutospacing="1" w:line="360" w:lineRule="auto"/>
-        <w:jc w:val="both"/>
-        <w:outlineLvl w:val="1"/>
-        <w:rPr>
-          <w:rFonts w:ascii="Times New Roman" w:eastAsia="Times New Roman" w:hAnsi="Times New Roman" w:cs="Times New Roman"/>
-          <w:b/>
-          <w:bCs/>
-          <w:kern w:val="0"/>
-          <w:sz w:val="28"/>
-          <w:szCs w:val="28"/>
-          <w:lang w:eastAsia="en-IN"/>
-          <w14:ligatures w14:val="none"/>
-        </w:rPr>
-      </w:pPr>
-      <w:r>
-        <w:rPr>
-          <w:rFonts w:ascii="Times New Roman" w:eastAsia="Times New Roman" w:hAnsi="Times New Roman" w:cs="Times New Roman"/>
-          <w:b/>
-          <w:bCs/>
-          <w:kern w:val="0"/>
-          <w:sz w:val="28"/>
-          <w:szCs w:val="28"/>
-          <w:lang w:eastAsia="en-IN"/>
-          <w14:ligatures w14:val="none"/>
-        </w:rPr>
-        <w:t>5.6 TEXT LABEL ADDITION</w:t>
-      </w:r>
-    </w:p>
-    <w:p>
-      <w:pPr>
-        <w:spacing w:before="100" w:beforeAutospacing="1" w:after="100" w:afterAutospacing="1" w:line="360" w:lineRule="auto"/>
-        <w:jc w:val="both"/>
-        <w:outlineLvl w:val="1"/>
-        <w:rPr>
-          <w:rFonts w:ascii="Times New Roman" w:eastAsia="Times New Roman" w:hAnsi="Times New Roman" w:cs="Times New Roman"/>
-          <w:b/>
-          <w:bCs/>
-          <w:kern w:val="0"/>
-          <w:sz w:val="28"/>
-          <w:szCs w:val="28"/>
-          <w:lang w:eastAsia="en-IN"/>
-          <w14:ligatures w14:val="none"/>
-        </w:rPr>
-      </w:pPr>
-      <w:proofErr w:type="spellStart"/>
-      <w:r>
-        <w:rPr>
-          <w:rFonts w:ascii="Times New Roman" w:eastAsia="Times New Roman" w:hAnsi="Times New Roman" w:cs="Times New Roman"/>
-          <w:b/>
-          <w:bCs/>
-          <w:kern w:val="0"/>
-          <w:sz w:val="28"/>
-          <w:szCs w:val="28"/>
-          <w:lang w:eastAsia="en-IN"/>
-          <w14:ligatures w14:val="none"/>
-        </w:rPr>
-        <w:t>txt_clip</w:t>
-      </w:r>
-      <w:proofErr w:type="spellEnd"/>
-      <w:r>
-        <w:rPr>
-          <w:rFonts w:ascii="Times New Roman" w:eastAsia="Times New Roman" w:hAnsi="Times New Roman" w:cs="Times New Roman"/>
-          <w:b/>
-          <w:bCs/>
-          <w:kern w:val="0"/>
-          <w:sz w:val="28"/>
-          <w:szCs w:val="28"/>
-          <w:lang w:eastAsia="en-IN"/>
-          <w14:ligatures w14:val="none"/>
-        </w:rPr>
-        <w:t xml:space="preserve"> = </w:t>
-      </w:r>
-      <w:proofErr w:type="spellStart"/>
-      <w:proofErr w:type="gramStart"/>
-      <w:r>
-        <w:rPr>
-          <w:rFonts w:ascii="Times New Roman" w:eastAsia="Times New Roman" w:hAnsi="Times New Roman" w:cs="Times New Roman"/>
-          <w:b/>
-          <w:bCs/>
-          <w:kern w:val="0"/>
-          <w:sz w:val="28"/>
-          <w:szCs w:val="28"/>
-          <w:lang w:eastAsia="en-IN"/>
-          <w14:ligatures w14:val="none"/>
-        </w:rPr>
-        <w:t>TextClip</w:t>
-      </w:r>
-      <w:proofErr w:type="spellEnd"/>
-      <w:r>
-        <w:rPr>
-          <w:rFonts w:ascii="Times New Roman" w:eastAsia="Times New Roman" w:hAnsi="Times New Roman" w:cs="Times New Roman"/>
-          <w:b/>
-          <w:bCs/>
-          <w:kern w:val="0"/>
-          <w:sz w:val="28"/>
-          <w:szCs w:val="28"/>
-          <w:lang w:eastAsia="en-IN"/>
-          <w14:ligatures w14:val="none"/>
-        </w:rPr>
-        <w:t>(</w:t>
-      </w:r>
-      <w:proofErr w:type="gramEnd"/>
-      <w:r>
-        <w:rPr>
-          <w:rFonts w:ascii="Times New Roman" w:eastAsia="Times New Roman" w:hAnsi="Times New Roman" w:cs="Times New Roman"/>
-          <w:b/>
-          <w:bCs/>
-          <w:kern w:val="0"/>
-          <w:sz w:val="28"/>
-          <w:szCs w:val="28"/>
-          <w:lang w:eastAsia="en-IN"/>
-          <w14:ligatures w14:val="none"/>
-        </w:rPr>
-        <w:t xml:space="preserve">text, </w:t>
-      </w:r>
-      <w:proofErr w:type="spellStart"/>
-      <w:r>
-        <w:rPr>
-          <w:rFonts w:ascii="Times New Roman" w:eastAsia="Times New Roman" w:hAnsi="Times New Roman" w:cs="Times New Roman"/>
-          <w:b/>
-          <w:bCs/>
-          <w:kern w:val="0"/>
-          <w:sz w:val="28"/>
-          <w:szCs w:val="28"/>
-          <w:lang w:eastAsia="en-IN"/>
-          <w14:ligatures w14:val="none"/>
-        </w:rPr>
-        <w:t>fontsize</w:t>
-      </w:r>
-      <w:proofErr w:type="spellEnd"/>
-      <w:r>
-        <w:rPr>
-          <w:rFonts w:ascii="Times New Roman" w:eastAsia="Times New Roman" w:hAnsi="Times New Roman" w:cs="Times New Roman"/>
-          <w:b/>
-          <w:bCs/>
-          <w:kern w:val="0"/>
-          <w:sz w:val="28"/>
-          <w:szCs w:val="28"/>
-          <w:lang w:eastAsia="en-IN"/>
-          <w14:ligatures w14:val="none"/>
-        </w:rPr>
-        <w:t xml:space="preserve">=50, </w:t>
-      </w:r>
-      <w:proofErr w:type="spellStart"/>
-      <w:r>
-        <w:rPr>
-          <w:rFonts w:ascii="Times New Roman" w:eastAsia="Times New Roman" w:hAnsi="Times New Roman" w:cs="Times New Roman"/>
-          <w:b/>
-          <w:bCs/>
-          <w:kern w:val="0"/>
-          <w:sz w:val="28"/>
-          <w:szCs w:val="28"/>
-          <w:lang w:eastAsia="en-IN"/>
-          <w14:ligatures w14:val="none"/>
-        </w:rPr>
-        <w:t>color</w:t>
-      </w:r>
-      <w:proofErr w:type="spellEnd"/>
-      <w:r>
-        <w:rPr>
-          <w:rFonts w:ascii="Times New Roman" w:eastAsia="Times New Roman" w:hAnsi="Times New Roman" w:cs="Times New Roman"/>
-          <w:b/>
-          <w:bCs/>
-          <w:kern w:val="0"/>
-          <w:sz w:val="28"/>
-          <w:szCs w:val="28"/>
-          <w:lang w:eastAsia="en-IN"/>
-          <w14:ligatures w14:val="none"/>
-        </w:rPr>
-        <w:t xml:space="preserve">='white', </w:t>
-      </w:r>
-      <w:proofErr w:type="spellStart"/>
-      <w:r>
-        <w:rPr>
-          <w:rFonts w:ascii="Times New Roman" w:eastAsia="Times New Roman" w:hAnsi="Times New Roman" w:cs="Times New Roman"/>
-          <w:b/>
-          <w:bCs/>
-          <w:kern w:val="0"/>
-          <w:sz w:val="28"/>
-          <w:szCs w:val="28"/>
-          <w:lang w:eastAsia="en-IN"/>
-          <w14:ligatures w14:val="none"/>
-        </w:rPr>
-        <w:t>bg_color</w:t>
-      </w:r>
-      <w:proofErr w:type="spellEnd"/>
-      <w:r>
-        <w:rPr>
-          <w:rFonts w:ascii="Times New Roman" w:eastAsia="Times New Roman" w:hAnsi="Times New Roman" w:cs="Times New Roman"/>
-          <w:b/>
-          <w:bCs/>
-          <w:kern w:val="0"/>
-          <w:sz w:val="28"/>
-          <w:szCs w:val="28"/>
-          <w:lang w:eastAsia="en-IN"/>
-          <w14:ligatures w14:val="none"/>
-        </w:rPr>
-        <w:t>='black')</w:t>
-      </w:r>
-    </w:p>
-    <w:p>
-      <w:pPr>
-        <w:spacing w:before="100" w:beforeAutospacing="1" w:after="100" w:afterAutospacing="1" w:line="360" w:lineRule="auto"/>
-        <w:jc w:val="both"/>
-        <w:outlineLvl w:val="1"/>
-        <w:rPr>
-          <w:rFonts w:ascii="Times New Roman" w:eastAsia="Times New Roman" w:hAnsi="Times New Roman" w:cs="Times New Roman"/>
-          <w:b/>
-          <w:bCs/>
-          <w:kern w:val="0"/>
-          <w:sz w:val="28"/>
-          <w:szCs w:val="28"/>
-          <w:lang w:eastAsia="en-IN"/>
-          <w14:ligatures w14:val="none"/>
-        </w:rPr>
-      </w:pPr>
-      <w:r>
-        <w:rPr>
-          <w:rFonts w:ascii="Times New Roman" w:eastAsia="Times New Roman" w:hAnsi="Times New Roman" w:cs="Times New Roman"/>
-          <w:b/>
-          <w:bCs/>
-          <w:kern w:val="0"/>
-          <w:sz w:val="28"/>
-          <w:szCs w:val="28"/>
-          <w:lang w:eastAsia="en-IN"/>
-          <w14:ligatures w14:val="none"/>
-        </w:rPr>
-        <w:t>5.7 VIDEO + TEXT COMBINATION</w:t>
-      </w:r>
-    </w:p>
-    <w:p>
-      <w:pPr>
-        <w:spacing w:before="100" w:beforeAutospacing="1" w:after="100" w:afterAutospacing="1" w:line="360" w:lineRule="auto"/>
-        <w:jc w:val="both"/>
-        <w:outlineLvl w:val="1"/>
-        <w:rPr>
-          <w:rFonts w:ascii="Times New Roman" w:eastAsia="Times New Roman" w:hAnsi="Times New Roman" w:cs="Times New Roman"/>
-          <w:b/>
-          <w:bCs/>
-          <w:kern w:val="0"/>
-          <w:sz w:val="28"/>
-          <w:szCs w:val="28"/>
-          <w:lang w:eastAsia="en-IN"/>
-          <w14:ligatures w14:val="none"/>
-        </w:rPr>
-      </w:pPr>
-      <w:proofErr w:type="spellStart"/>
-      <w:r>
-        <w:rPr>
-          <w:rFonts w:ascii="Times New Roman" w:eastAsia="Times New Roman" w:hAnsi="Times New Roman" w:cs="Times New Roman"/>
-          <w:b/>
-          <w:bCs/>
-          <w:kern w:val="0"/>
-          <w:sz w:val="28"/>
-          <w:szCs w:val="28"/>
-          <w:lang w:eastAsia="en-IN"/>
-          <w14:ligatures w14:val="none"/>
-        </w:rPr>
-        <w:t>final_clip</w:t>
-      </w:r>
-      <w:proofErr w:type="spellEnd"/>
-      <w:r>
-        <w:rPr>
-          <w:rFonts w:ascii="Times New Roman" w:eastAsia="Times New Roman" w:hAnsi="Times New Roman" w:cs="Times New Roman"/>
-          <w:b/>
-          <w:bCs/>
-          <w:kern w:val="0"/>
-          <w:sz w:val="28"/>
-          <w:szCs w:val="28"/>
-          <w:lang w:eastAsia="en-IN"/>
-          <w14:ligatures w14:val="none"/>
-        </w:rPr>
-        <w:t xml:space="preserve"> = </w:t>
-      </w:r>
-      <w:proofErr w:type="spellStart"/>
-      <w:proofErr w:type="gramStart"/>
-      <w:r>
-        <w:rPr>
-          <w:rFonts w:ascii="Times New Roman" w:eastAsia="Times New Roman" w:hAnsi="Times New Roman" w:cs="Times New Roman"/>
-          <w:b/>
-          <w:bCs/>
-          <w:kern w:val="0"/>
-          <w:sz w:val="28"/>
-          <w:szCs w:val="28"/>
-          <w:lang w:eastAsia="en-IN"/>
-          <w14:ligatures w14:val="none"/>
-        </w:rPr>
-        <w:t>CompositeVideoClip</w:t>
-      </w:r>
-      <w:proofErr w:type="spellEnd"/>
-      <w:r>
-        <w:rPr>
-          <w:rFonts w:ascii="Times New Roman" w:eastAsia="Times New Roman" w:hAnsi="Times New Roman" w:cs="Times New Roman"/>
-          <w:b/>
-          <w:bCs/>
-          <w:kern w:val="0"/>
-          <w:sz w:val="28"/>
-          <w:szCs w:val="28"/>
-          <w:lang w:eastAsia="en-IN"/>
-          <w14:ligatures w14:val="none"/>
-        </w:rPr>
-        <w:t>(</w:t>
-      </w:r>
-      <w:proofErr w:type="gramEnd"/>
-      <w:r>
-        <w:rPr>
-          <w:rFonts w:ascii="Times New Roman" w:eastAsia="Times New Roman" w:hAnsi="Times New Roman" w:cs="Times New Roman"/>
-          <w:b/>
-          <w:bCs/>
-          <w:kern w:val="0"/>
-          <w:sz w:val="28"/>
-          <w:szCs w:val="28"/>
-          <w:lang w:eastAsia="en-IN"/>
-          <w14:ligatures w14:val="none"/>
-        </w:rPr>
-        <w:t xml:space="preserve">[clip, </w:t>
-      </w:r>
-      <w:proofErr w:type="spellStart"/>
-      <w:r>
-        <w:rPr>
-          <w:rFonts w:ascii="Times New Roman" w:eastAsia="Times New Roman" w:hAnsi="Times New Roman" w:cs="Times New Roman"/>
-          <w:b/>
-          <w:bCs/>
-          <w:kern w:val="0"/>
-          <w:sz w:val="28"/>
-          <w:szCs w:val="28"/>
-          <w:lang w:eastAsia="en-IN"/>
-          <w14:ligatures w14:val="none"/>
-        </w:rPr>
-        <w:t>txt_clip</w:t>
-      </w:r>
-      <w:proofErr w:type="spellEnd"/>
-      <w:r>
-        <w:rPr>
-          <w:rFonts w:ascii="Times New Roman" w:eastAsia="Times New Roman" w:hAnsi="Times New Roman" w:cs="Times New Roman"/>
-          <w:b/>
-          <w:bCs/>
-          <w:kern w:val="0"/>
-          <w:sz w:val="28"/>
-          <w:szCs w:val="28"/>
-          <w:lang w:eastAsia="en-IN"/>
-          <w14:ligatures w14:val="none"/>
-        </w:rPr>
-        <w:t>])</w:t>
-      </w:r>
-    </w:p>
-    <w:p>
-      <w:pPr>
-        <w:spacing w:before="100" w:beforeAutospacing="1" w:after="100" w:afterAutospacing="1" w:line="360" w:lineRule="auto"/>
-        <w:jc w:val="both"/>
-        <w:outlineLvl w:val="1"/>
-        <w:rPr>
-          <w:rFonts w:ascii="Times New Roman" w:eastAsia="Times New Roman" w:hAnsi="Times New Roman" w:cs="Times New Roman"/>
-          <w:b/>
-          <w:bCs/>
-          <w:kern w:val="0"/>
-          <w:sz w:val="28"/>
-          <w:szCs w:val="28"/>
-          <w:lang w:eastAsia="en-IN"/>
-          <w14:ligatures w14:val="none"/>
-        </w:rPr>
-      </w:pPr>
-      <w:r>
-        <w:rPr>
-          <w:rFonts w:ascii="Times New Roman" w:eastAsia="Times New Roman" w:hAnsi="Times New Roman" w:cs="Times New Roman"/>
-          <w:b/>
-          <w:bCs/>
-          <w:kern w:val="0"/>
-          <w:sz w:val="28"/>
-          <w:szCs w:val="28"/>
-          <w:lang w:eastAsia="en-IN"/>
-          <w14:ligatures w14:val="none"/>
-        </w:rPr>
-        <w:t>5.8 CLIP STORAGE</w:t>
-      </w:r>
-    </w:p>
-    <w:p>
-      <w:pPr>
-        <w:spacing w:before="100" w:beforeAutospacing="1" w:after="100" w:afterAutospacing="1" w:line="360" w:lineRule="auto"/>
-        <w:jc w:val="both"/>
-        <w:outlineLvl w:val="1"/>
-        <w:rPr>
-          <w:rFonts w:ascii="Times New Roman" w:eastAsia="Times New Roman" w:hAnsi="Times New Roman" w:cs="Times New Roman"/>
-          <w:b/>
-          <w:bCs/>
-          <w:kern w:val="0"/>
-          <w:sz w:val="28"/>
-          <w:szCs w:val="28"/>
-          <w:lang w:eastAsia="en-IN"/>
-          <w14:ligatures w14:val="none"/>
-        </w:rPr>
-      </w:pPr>
-      <w:proofErr w:type="spellStart"/>
-      <w:proofErr w:type="gramStart"/>
-      <w:r>
-        <w:rPr>
-          <w:rFonts w:ascii="Times New Roman" w:eastAsia="Times New Roman" w:hAnsi="Times New Roman" w:cs="Times New Roman"/>
-          <w:b/>
-          <w:bCs/>
-          <w:kern w:val="0"/>
-          <w:sz w:val="28"/>
-          <w:szCs w:val="28"/>
-          <w:lang w:eastAsia="en-IN"/>
-          <w14:ligatures w14:val="none"/>
-        </w:rPr>
-        <w:lastRenderedPageBreak/>
-        <w:t>clips.append</w:t>
-      </w:r>
-      <w:proofErr w:type="spellEnd"/>
-      <w:proofErr w:type="gramEnd"/>
-      <w:r>
-        <w:rPr>
-          <w:rFonts w:ascii="Times New Roman" w:eastAsia="Times New Roman" w:hAnsi="Times New Roman" w:cs="Times New Roman"/>
-          <w:b/>
-          <w:bCs/>
-          <w:kern w:val="0"/>
-          <w:sz w:val="28"/>
-          <w:szCs w:val="28"/>
-          <w:lang w:eastAsia="en-IN"/>
-          <w14:ligatures w14:val="none"/>
-        </w:rPr>
-        <w:t>(</w:t>
-      </w:r>
-      <w:proofErr w:type="spellStart"/>
-      <w:r>
-        <w:rPr>
-          <w:rFonts w:ascii="Times New Roman" w:eastAsia="Times New Roman" w:hAnsi="Times New Roman" w:cs="Times New Roman"/>
-          <w:b/>
-          <w:bCs/>
-          <w:kern w:val="0"/>
-          <w:sz w:val="28"/>
-          <w:szCs w:val="28"/>
-          <w:lang w:eastAsia="en-IN"/>
-          <w14:ligatures w14:val="none"/>
-        </w:rPr>
-        <w:t>final_clip</w:t>
-      </w:r>
-      <w:proofErr w:type="spellEnd"/>
-      <w:r>
-        <w:rPr>
-          <w:rFonts w:ascii="Times New Roman" w:eastAsia="Times New Roman" w:hAnsi="Times New Roman" w:cs="Times New Roman"/>
-          <w:b/>
-          <w:bCs/>
-          <w:kern w:val="0"/>
-          <w:sz w:val="28"/>
-          <w:szCs w:val="28"/>
-          <w:lang w:eastAsia="en-IN"/>
-          <w14:ligatures w14:val="none"/>
-        </w:rPr>
-        <w:t>)</w:t>
-      </w:r>
-    </w:p>
-    <w:p>
-      <w:pPr>
-        <w:spacing w:before="100" w:beforeAutospacing="1" w:after="100" w:afterAutospacing="1" w:line="360" w:lineRule="auto"/>
-        <w:jc w:val="both"/>
-        <w:outlineLvl w:val="1"/>
-        <w:rPr>
-          <w:rFonts w:ascii="Times New Roman" w:eastAsia="Times New Roman" w:hAnsi="Times New Roman" w:cs="Times New Roman"/>
-          <w:b/>
-          <w:bCs/>
-          <w:kern w:val="0"/>
-          <w:sz w:val="28"/>
-          <w:szCs w:val="28"/>
-          <w:lang w:eastAsia="en-IN"/>
-          <w14:ligatures w14:val="none"/>
-        </w:rPr>
-      </w:pPr>
-      <w:r>
-        <w:rPr>
-          <w:rFonts w:ascii="Times New Roman" w:eastAsia="Times New Roman" w:hAnsi="Times New Roman" w:cs="Times New Roman"/>
-          <w:b/>
-          <w:bCs/>
-          <w:kern w:val="0"/>
-          <w:sz w:val="28"/>
-          <w:szCs w:val="28"/>
-          <w:lang w:eastAsia="en-IN"/>
-          <w14:ligatures w14:val="none"/>
-        </w:rPr>
-        <w:t>5.9 MERGING CLIPS</w:t>
-      </w:r>
-    </w:p>
-    <w:p>
-      <w:pPr>
-        <w:spacing w:before="100" w:beforeAutospacing="1" w:after="100" w:afterAutospacing="1" w:line="360" w:lineRule="auto"/>
-        <w:jc w:val="both"/>
-        <w:outlineLvl w:val="1"/>
-        <w:rPr>
-          <w:rFonts w:ascii="Times New Roman" w:eastAsia="Times New Roman" w:hAnsi="Times New Roman" w:cs="Times New Roman"/>
-          <w:b/>
-          <w:bCs/>
-          <w:kern w:val="0"/>
-          <w:sz w:val="28"/>
-          <w:szCs w:val="28"/>
-          <w:lang w:eastAsia="en-IN"/>
-          <w14:ligatures w14:val="none"/>
-        </w:rPr>
-      </w:pPr>
-      <w:proofErr w:type="spellStart"/>
-      <w:r>
-        <w:rPr>
-          <w:rFonts w:ascii="Times New Roman" w:eastAsia="Times New Roman" w:hAnsi="Times New Roman" w:cs="Times New Roman"/>
-          <w:b/>
-          <w:bCs/>
-          <w:kern w:val="0"/>
-          <w:sz w:val="28"/>
-          <w:szCs w:val="28"/>
-          <w:lang w:eastAsia="en-IN"/>
-          <w14:ligatures w14:val="none"/>
-        </w:rPr>
-        <w:t>final_video</w:t>
-      </w:r>
-      <w:proofErr w:type="spellEnd"/>
-      <w:r>
-        <w:rPr>
-          <w:rFonts w:ascii="Times New Roman" w:eastAsia="Times New Roman" w:hAnsi="Times New Roman" w:cs="Times New Roman"/>
-          <w:b/>
-          <w:bCs/>
-          <w:kern w:val="0"/>
-          <w:sz w:val="28"/>
-          <w:szCs w:val="28"/>
-          <w:lang w:eastAsia="en-IN"/>
-          <w14:ligatures w14:val="none"/>
-        </w:rPr>
-        <w:t xml:space="preserve"> = </w:t>
-      </w:r>
-      <w:proofErr w:type="spellStart"/>
-      <w:r>
-        <w:rPr>
-          <w:rFonts w:ascii="Times New Roman" w:eastAsia="Times New Roman" w:hAnsi="Times New Roman" w:cs="Times New Roman"/>
-          <w:b/>
-          <w:bCs/>
-          <w:kern w:val="0"/>
-          <w:sz w:val="28"/>
-          <w:szCs w:val="28"/>
-          <w:lang w:eastAsia="en-IN"/>
-          <w14:ligatures w14:val="none"/>
-        </w:rPr>
-        <w:t>concatenate_videoclips</w:t>
-      </w:r>
-      <w:proofErr w:type="spellEnd"/>
-      <w:r>
-        <w:rPr>
-          <w:rFonts w:ascii="Times New Roman" w:eastAsia="Times New Roman" w:hAnsi="Times New Roman" w:cs="Times New Roman"/>
-          <w:b/>
-          <w:bCs/>
-          <w:kern w:val="0"/>
-          <w:sz w:val="28"/>
-          <w:szCs w:val="28"/>
-          <w:lang w:eastAsia="en-IN"/>
-          <w14:ligatures w14:val="none"/>
-        </w:rPr>
-        <w:t>(clips)</w:t>
-      </w:r>
-    </w:p>
-    <w:p>
-      <w:pPr>
-        <w:spacing w:before="100" w:beforeAutospacing="1" w:after="100" w:afterAutospacing="1" w:line="360" w:lineRule="auto"/>
-        <w:jc w:val="both"/>
-        <w:outlineLvl w:val="1"/>
-        <w:rPr>
-          <w:rFonts w:ascii="Times New Roman" w:eastAsia="Times New Roman" w:hAnsi="Times New Roman" w:cs="Times New Roman"/>
-          <w:b/>
-          <w:bCs/>
-          <w:kern w:val="0"/>
-          <w:sz w:val="28"/>
-          <w:szCs w:val="28"/>
-          <w:lang w:eastAsia="en-IN"/>
-          <w14:ligatures w14:val="none"/>
-        </w:rPr>
-      </w:pPr>
-      <w:r>
-        <w:rPr>
-          <w:rFonts w:ascii="Times New Roman" w:eastAsia="Times New Roman" w:hAnsi="Times New Roman" w:cs="Times New Roman"/>
-          <w:b/>
-          <w:bCs/>
-          <w:kern w:val="0"/>
-          <w:sz w:val="28"/>
-          <w:szCs w:val="28"/>
-          <w:lang w:eastAsia="en-IN"/>
-          <w14:ligatures w14:val="none"/>
-        </w:rPr>
-        <w:t>5.10 OUTPUT GENERATION</w:t>
-      </w:r>
-    </w:p>
-    <w:p>
-      <w:pPr>
-        <w:spacing w:before="100" w:beforeAutospacing="1" w:after="100" w:afterAutospacing="1" w:line="360" w:lineRule="auto"/>
-        <w:jc w:val="both"/>
-        <w:outlineLvl w:val="1"/>
-        <w:rPr>
-          <w:rFonts w:ascii="Times New Roman" w:eastAsia="Times New Roman" w:hAnsi="Times New Roman" w:cs="Times New Roman"/>
-          <w:b/>
-          <w:bCs/>
-          <w:kern w:val="0"/>
-          <w:sz w:val="28"/>
-          <w:szCs w:val="28"/>
-          <w:lang w:eastAsia="en-IN"/>
-          <w14:ligatures w14:val="none"/>
-        </w:rPr>
-      </w:pPr>
-      <w:proofErr w:type="spellStart"/>
-      <w:r>
-        <w:rPr>
-          <w:rFonts w:ascii="Times New Roman" w:eastAsia="Times New Roman" w:hAnsi="Times New Roman" w:cs="Times New Roman"/>
-          <w:b/>
-          <w:bCs/>
-          <w:kern w:val="0"/>
-          <w:sz w:val="28"/>
-          <w:szCs w:val="28"/>
-          <w:lang w:eastAsia="en-IN"/>
-          <w14:ligatures w14:val="none"/>
-        </w:rPr>
-        <w:t>final_</w:t>
-      </w:r>
-      <w:proofErr w:type="gramStart"/>
-      <w:r>
-        <w:rPr>
-          <w:rFonts w:ascii="Times New Roman" w:eastAsia="Times New Roman" w:hAnsi="Times New Roman" w:cs="Times New Roman"/>
-          <w:b/>
-          <w:bCs/>
-          <w:kern w:val="0"/>
-          <w:sz w:val="28"/>
-          <w:szCs w:val="28"/>
-          <w:lang w:eastAsia="en-IN"/>
-          <w14:ligatures w14:val="none"/>
-        </w:rPr>
-        <w:t>video.write</w:t>
-      </w:r>
-      <w:proofErr w:type="gramEnd"/>
-      <w:r>
-        <w:rPr>
-          <w:rFonts w:ascii="Times New Roman" w:eastAsia="Times New Roman" w:hAnsi="Times New Roman" w:cs="Times New Roman"/>
-          <w:b/>
-          <w:bCs/>
-          <w:kern w:val="0"/>
-          <w:sz w:val="28"/>
-          <w:szCs w:val="28"/>
-          <w:lang w:eastAsia="en-IN"/>
-          <w14:ligatures w14:val="none"/>
-        </w:rPr>
-        <w:t>_videofile</w:t>
-      </w:r>
-      <w:proofErr w:type="spellEnd"/>
-      <w:r>
-        <w:rPr>
-          <w:rFonts w:ascii="Times New Roman" w:eastAsia="Times New Roman" w:hAnsi="Times New Roman" w:cs="Times New Roman"/>
-          <w:b/>
-          <w:bCs/>
-          <w:kern w:val="0"/>
-          <w:sz w:val="28"/>
-          <w:szCs w:val="28"/>
-          <w:lang w:eastAsia="en-IN"/>
-          <w14:ligatures w14:val="none"/>
-        </w:rPr>
-        <w:t>("output/highlights.mp4")</w:t>
-      </w:r>
-    </w:p>
-    <w:p>
-      <w:pPr>
-        <w:spacing w:before="100" w:beforeAutospacing="1" w:after="100" w:afterAutospacing="1" w:line="360" w:lineRule="auto"/>
-        <w:jc w:val="both"/>
-        <w:outlineLvl w:val="1"/>
-        <w:rPr>
-          <w:rFonts w:ascii="Times New Roman" w:eastAsia="Times New Roman" w:hAnsi="Times New Roman" w:cs="Times New Roman"/>
-          <w:b/>
-          <w:bCs/>
-          <w:kern w:val="0"/>
-          <w:sz w:val="28"/>
-          <w:szCs w:val="28"/>
-          <w:lang w:eastAsia="en-IN"/>
-          <w14:ligatures w14:val="none"/>
-        </w:rPr>
-      </w:pPr>
-      <w:r>
-        <w:rPr>
-          <w:rFonts w:ascii="Times New Roman" w:eastAsia="Times New Roman" w:hAnsi="Times New Roman" w:cs="Times New Roman"/>
-          <w:b/>
-          <w:bCs/>
-          <w:kern w:val="0"/>
-          <w:sz w:val="28"/>
-          <w:szCs w:val="28"/>
-          <w:lang w:eastAsia="en-IN"/>
-          <w14:ligatures w14:val="none"/>
-        </w:rPr>
-        <w:t>6. FINAL RESULT</w:t>
-      </w:r>
-    </w:p>
-    <w:p>
-      <w:pPr>
-        <w:spacing w:before="100" w:beforeAutospacing="1" w:after="100" w:afterAutospacing="1" w:line="360" w:lineRule="auto"/>
-        <w:jc w:val="both"/>
-        <w:outlineLvl w:val="1"/>
-        <w:rPr>
-          <w:rFonts w:ascii="Times New Roman" w:eastAsia="Times New Roman" w:hAnsi="Times New Roman" w:cs="Times New Roman"/>
-          <w:b/>
-          <w:bCs/>
-          <w:kern w:val="0"/>
-          <w:sz w:val="28"/>
-          <w:szCs w:val="28"/>
-          <w:lang w:eastAsia="en-IN"/>
-          <w14:ligatures w14:val="none"/>
-        </w:rPr>
-      </w:pPr>
-      <w:r>
-        <w:rPr>
-          <w:rFonts w:ascii="Times New Roman" w:eastAsia="Times New Roman" w:hAnsi="Times New Roman" w:cs="Times New Roman"/>
-          <w:b/>
-          <w:bCs/>
+          <w:kern w:val="0"/>
+          <w:sz w:val="28"/>
+          <w:szCs w:val="28"/>
+          <w:lang w:eastAsia="en-IN"/>
+          <w14:ligatures w14:val="none"/>
+        </w:rPr>
+      </w:pPr>
+      <w:r>
+        <w:rPr>
+          <w:rFonts w:ascii="Times New Roman" w:eastAsia="Times New Roman" w:hAnsi="Times New Roman" w:cs="Times New Roman"/>
           <w:kern w:val="0"/>
           <w:sz w:val="28"/>
           <w:szCs w:val="28"/>
@@ -2280,20 +2554,16 @@
         <w:outlineLvl w:val="1"/>
         <w:rPr>
           <w:rFonts w:ascii="Times New Roman" w:eastAsia="Times New Roman" w:hAnsi="Times New Roman" w:cs="Times New Roman"/>
-          <w:b/>
-          <w:bCs/>
-          <w:kern w:val="0"/>
-          <w:sz w:val="28"/>
-          <w:szCs w:val="28"/>
-          <w:lang w:eastAsia="en-IN"/>
-          <w14:ligatures w14:val="none"/>
-        </w:rPr>
-      </w:pPr>
-      <w:r>
-        <w:rPr>
-          <w:rFonts w:ascii="Times New Roman" w:eastAsia="Times New Roman" w:hAnsi="Times New Roman" w:cs="Times New Roman"/>
-          <w:b/>
-          <w:bCs/>
+          <w:kern w:val="0"/>
+          <w:sz w:val="28"/>
+          <w:szCs w:val="28"/>
+          <w:lang w:eastAsia="en-IN"/>
+          <w14:ligatures w14:val="none"/>
+        </w:rPr>
+      </w:pPr>
+      <w:r>
+        <w:rPr>
+          <w:rFonts w:ascii="Times New Roman" w:eastAsia="Times New Roman" w:hAnsi="Times New Roman" w:cs="Times New Roman"/>
           <w:kern w:val="0"/>
           <w:sz w:val="28"/>
           <w:szCs w:val="28"/>
@@ -2314,20 +2584,16 @@
         <w:outlineLvl w:val="1"/>
         <w:rPr>
           <w:rFonts w:ascii="Times New Roman" w:eastAsia="Times New Roman" w:hAnsi="Times New Roman" w:cs="Times New Roman"/>
-          <w:b/>
-          <w:bCs/>
-          <w:kern w:val="0"/>
-          <w:sz w:val="28"/>
-          <w:szCs w:val="28"/>
-          <w:lang w:eastAsia="en-IN"/>
-          <w14:ligatures w14:val="none"/>
-        </w:rPr>
-      </w:pPr>
-      <w:r>
-        <w:rPr>
-          <w:rFonts w:ascii="Times New Roman" w:eastAsia="Times New Roman" w:hAnsi="Times New Roman" w:cs="Times New Roman"/>
-          <w:b/>
-          <w:bCs/>
+          <w:kern w:val="0"/>
+          <w:sz w:val="28"/>
+          <w:szCs w:val="28"/>
+          <w:lang w:eastAsia="en-IN"/>
+          <w14:ligatures w14:val="none"/>
+        </w:rPr>
+      </w:pPr>
+      <w:r>
+        <w:rPr>
+          <w:rFonts w:ascii="Times New Roman" w:eastAsia="Times New Roman" w:hAnsi="Times New Roman" w:cs="Times New Roman"/>
           <w:kern w:val="0"/>
           <w:sz w:val="28"/>
           <w:szCs w:val="28"/>
@@ -2348,20 +2614,16 @@
         <w:outlineLvl w:val="1"/>
         <w:rPr>
           <w:rFonts w:ascii="Times New Roman" w:eastAsia="Times New Roman" w:hAnsi="Times New Roman" w:cs="Times New Roman"/>
-          <w:b/>
-          <w:bCs/>
-          <w:kern w:val="0"/>
-          <w:sz w:val="28"/>
-          <w:szCs w:val="28"/>
-          <w:lang w:eastAsia="en-IN"/>
-          <w14:ligatures w14:val="none"/>
-        </w:rPr>
-      </w:pPr>
-      <w:r>
-        <w:rPr>
-          <w:rFonts w:ascii="Times New Roman" w:eastAsia="Times New Roman" w:hAnsi="Times New Roman" w:cs="Times New Roman"/>
-          <w:b/>
-          <w:bCs/>
+          <w:kern w:val="0"/>
+          <w:sz w:val="28"/>
+          <w:szCs w:val="28"/>
+          <w:lang w:eastAsia="en-IN"/>
+          <w14:ligatures w14:val="none"/>
+        </w:rPr>
+      </w:pPr>
+      <w:r>
+        <w:rPr>
+          <w:rFonts w:ascii="Times New Roman" w:eastAsia="Times New Roman" w:hAnsi="Times New Roman" w:cs="Times New Roman"/>
           <w:kern w:val="0"/>
           <w:sz w:val="28"/>
           <w:szCs w:val="28"/>
@@ -2382,6 +2644,32 @@
         <w:outlineLvl w:val="1"/>
         <w:rPr>
           <w:rFonts w:ascii="Times New Roman" w:eastAsia="Times New Roman" w:hAnsi="Times New Roman" w:cs="Times New Roman"/>
+          <w:kern w:val="0"/>
+          <w:sz w:val="28"/>
+          <w:szCs w:val="28"/>
+          <w:lang w:eastAsia="en-IN"/>
+          <w14:ligatures w14:val="none"/>
+        </w:rPr>
+      </w:pPr>
+      <w:r>
+        <w:rPr>
+          <w:rFonts w:ascii="Times New Roman" w:eastAsia="Times New Roman" w:hAnsi="Times New Roman" w:cs="Times New Roman"/>
+          <w:kern w:val="0"/>
+          <w:sz w:val="28"/>
+          <w:szCs w:val="28"/>
+          <w:lang w:eastAsia="en-IN"/>
+          <w14:ligatures w14:val="none"/>
+        </w:rPr>
+        <w:t xml:space="preserve">Generates a clean highlights video </w:t>
+      </w:r>
+    </w:p>
+    <w:p>
+      <w:pPr>
+        <w:spacing w:before="100" w:beforeAutospacing="1" w:after="100" w:afterAutospacing="1" w:line="360" w:lineRule="auto"/>
+        <w:jc w:val="both"/>
+        <w:outlineLvl w:val="1"/>
+        <w:rPr>
+          <w:rFonts w:ascii="Times New Roman" w:eastAsia="Times New Roman" w:hAnsi="Times New Roman" w:cs="Times New Roman"/>
           <w:b/>
           <w:bCs/>
           <w:kern w:val="0"/>
@@ -2402,7 +2690,7 @@
           <w:lang w:eastAsia="en-IN"/>
           <w14:ligatures w14:val="none"/>
         </w:rPr>
-        <w:t xml:space="preserve">Generates a clean highlights video </w:t>
+        <w:t>7. CONCLUSION</w:t>
       </w:r>
     </w:p>
     <w:p>
@@ -2412,56 +2700,23 @@
         <w:outlineLvl w:val="1"/>
         <w:rPr>
           <w:rFonts w:ascii="Times New Roman" w:eastAsia="Times New Roman" w:hAnsi="Times New Roman" w:cs="Times New Roman"/>
-          <w:b/>
-          <w:bCs/>
-          <w:kern w:val="0"/>
-          <w:sz w:val="28"/>
-          <w:szCs w:val="28"/>
-          <w:lang w:eastAsia="en-IN"/>
-          <w14:ligatures w14:val="none"/>
-        </w:rPr>
-      </w:pPr>
-      <w:r>
-        <w:rPr>
-          <w:rFonts w:ascii="Times New Roman" w:eastAsia="Times New Roman" w:hAnsi="Times New Roman" w:cs="Times New Roman"/>
-          <w:b/>
-          <w:bCs/>
-          <w:kern w:val="0"/>
-          <w:sz w:val="28"/>
-          <w:szCs w:val="28"/>
-          <w:lang w:eastAsia="en-IN"/>
-          <w14:ligatures w14:val="none"/>
-        </w:rPr>
-        <w:t>7. CONCLUSION</w:t>
-      </w:r>
-    </w:p>
-    <w:p>
-      <w:pPr>
-        <w:spacing w:before="100" w:beforeAutospacing="1" w:after="100" w:afterAutospacing="1" w:line="360" w:lineRule="auto"/>
-        <w:jc w:val="both"/>
-        <w:outlineLvl w:val="1"/>
-        <w:rPr>
-          <w:rFonts w:ascii="Times New Roman" w:eastAsia="Times New Roman" w:hAnsi="Times New Roman" w:cs="Times New Roman"/>
-          <w:b/>
-          <w:bCs/>
-          <w:kern w:val="0"/>
-          <w:sz w:val="28"/>
-          <w:szCs w:val="28"/>
-          <w:lang w:eastAsia="en-IN"/>
-          <w14:ligatures w14:val="none"/>
-        </w:rPr>
-      </w:pPr>
-      <w:r>
-        <w:rPr>
-          <w:rFonts w:ascii="Times New Roman" w:eastAsia="Times New Roman" w:hAnsi="Times New Roman" w:cs="Times New Roman"/>
-          <w:b/>
-          <w:bCs/>
-          <w:kern w:val="0"/>
-          <w:sz w:val="28"/>
-          <w:szCs w:val="28"/>
-          <w:lang w:eastAsia="en-IN"/>
-          <w14:ligatures w14:val="none"/>
-        </w:rPr>
+          <w:kern w:val="0"/>
+          <w:sz w:val="28"/>
+          <w:szCs w:val="28"/>
+          <w:lang w:eastAsia="en-IN"/>
+          <w14:ligatures w14:val="none"/>
+        </w:rPr>
+      </w:pPr>
+      <w:r>
+        <w:rPr>
+          <w:rFonts w:ascii="Times New Roman" w:eastAsia="Times New Roman" w:hAnsi="Times New Roman" w:cs="Times New Roman"/>
+          <w:kern w:val="0"/>
+          <w:sz w:val="28"/>
+          <w:szCs w:val="28"/>
+          <w:lang w:eastAsia="en-IN"/>
+          <w14:ligatures w14:val="none"/>
+        </w:rPr>
+        <w:lastRenderedPageBreak/>
         <w:t>This project demonstrates:</w:t>
       </w:r>
     </w:p>
@@ -2476,20 +2731,16 @@
         <w:outlineLvl w:val="1"/>
         <w:rPr>
           <w:rFonts w:ascii="Times New Roman" w:eastAsia="Times New Roman" w:hAnsi="Times New Roman" w:cs="Times New Roman"/>
-          <w:b/>
-          <w:bCs/>
-          <w:kern w:val="0"/>
-          <w:sz w:val="28"/>
-          <w:szCs w:val="28"/>
-          <w:lang w:eastAsia="en-IN"/>
-          <w14:ligatures w14:val="none"/>
-        </w:rPr>
-      </w:pPr>
-      <w:r>
-        <w:rPr>
-          <w:rFonts w:ascii="Times New Roman" w:eastAsia="Times New Roman" w:hAnsi="Times New Roman" w:cs="Times New Roman"/>
-          <w:b/>
-          <w:bCs/>
+          <w:kern w:val="0"/>
+          <w:sz w:val="28"/>
+          <w:szCs w:val="28"/>
+          <w:lang w:eastAsia="en-IN"/>
+          <w14:ligatures w14:val="none"/>
+        </w:rPr>
+      </w:pPr>
+      <w:r>
+        <w:rPr>
+          <w:rFonts w:ascii="Times New Roman" w:eastAsia="Times New Roman" w:hAnsi="Times New Roman" w:cs="Times New Roman"/>
           <w:kern w:val="0"/>
           <w:sz w:val="28"/>
           <w:szCs w:val="28"/>
@@ -2510,20 +2761,16 @@
         <w:outlineLvl w:val="1"/>
         <w:rPr>
           <w:rFonts w:ascii="Times New Roman" w:eastAsia="Times New Roman" w:hAnsi="Times New Roman" w:cs="Times New Roman"/>
-          <w:b/>
-          <w:bCs/>
-          <w:kern w:val="0"/>
-          <w:sz w:val="28"/>
-          <w:szCs w:val="28"/>
-          <w:lang w:eastAsia="en-IN"/>
-          <w14:ligatures w14:val="none"/>
-        </w:rPr>
-      </w:pPr>
-      <w:r>
-        <w:rPr>
-          <w:rFonts w:ascii="Times New Roman" w:eastAsia="Times New Roman" w:hAnsi="Times New Roman" w:cs="Times New Roman"/>
-          <w:b/>
-          <w:bCs/>
+          <w:kern w:val="0"/>
+          <w:sz w:val="28"/>
+          <w:szCs w:val="28"/>
+          <w:lang w:eastAsia="en-IN"/>
+          <w14:ligatures w14:val="none"/>
+        </w:rPr>
+      </w:pPr>
+      <w:r>
+        <w:rPr>
+          <w:rFonts w:ascii="Times New Roman" w:eastAsia="Times New Roman" w:hAnsi="Times New Roman" w:cs="Times New Roman"/>
           <w:kern w:val="0"/>
           <w:sz w:val="28"/>
           <w:szCs w:val="28"/>
@@ -2544,20 +2791,16 @@
         <w:outlineLvl w:val="1"/>
         <w:rPr>
           <w:rFonts w:ascii="Times New Roman" w:eastAsia="Times New Roman" w:hAnsi="Times New Roman" w:cs="Times New Roman"/>
-          <w:b/>
-          <w:bCs/>
-          <w:kern w:val="0"/>
-          <w:sz w:val="28"/>
-          <w:szCs w:val="28"/>
-          <w:lang w:eastAsia="en-IN"/>
-          <w14:ligatures w14:val="none"/>
-        </w:rPr>
-      </w:pPr>
-      <w:r>
-        <w:rPr>
-          <w:rFonts w:ascii="Times New Roman" w:eastAsia="Times New Roman" w:hAnsi="Times New Roman" w:cs="Times New Roman"/>
-          <w:b/>
-          <w:bCs/>
+          <w:kern w:val="0"/>
+          <w:sz w:val="28"/>
+          <w:szCs w:val="28"/>
+          <w:lang w:eastAsia="en-IN"/>
+          <w14:ligatures w14:val="none"/>
+        </w:rPr>
+      </w:pPr>
+      <w:r>
+        <w:rPr>
+          <w:rFonts w:ascii="Times New Roman" w:eastAsia="Times New Roman" w:hAnsi="Times New Roman" w:cs="Times New Roman"/>
           <w:kern w:val="0"/>
           <w:sz w:val="28"/>
           <w:szCs w:val="28"/>
@@ -2578,20 +2821,16 @@
         <w:outlineLvl w:val="1"/>
         <w:rPr>
           <w:rFonts w:ascii="Times New Roman" w:eastAsia="Times New Roman" w:hAnsi="Times New Roman" w:cs="Times New Roman"/>
-          <w:b/>
-          <w:bCs/>
-          <w:kern w:val="0"/>
-          <w:sz w:val="28"/>
-          <w:szCs w:val="28"/>
-          <w:lang w:eastAsia="en-IN"/>
-          <w14:ligatures w14:val="none"/>
-        </w:rPr>
-      </w:pPr>
-      <w:r>
-        <w:rPr>
-          <w:rFonts w:ascii="Times New Roman" w:eastAsia="Times New Roman" w:hAnsi="Times New Roman" w:cs="Times New Roman"/>
-          <w:b/>
-          <w:bCs/>
+          <w:kern w:val="0"/>
+          <w:sz w:val="28"/>
+          <w:szCs w:val="28"/>
+          <w:lang w:eastAsia="en-IN"/>
+          <w14:ligatures w14:val="none"/>
+        </w:rPr>
+      </w:pPr>
+      <w:r>
+        <w:rPr>
+          <w:rFonts w:ascii="Times New Roman" w:eastAsia="Times New Roman" w:hAnsi="Times New Roman" w:cs="Times New Roman"/>
           <w:kern w:val="0"/>
           <w:sz w:val="28"/>
           <w:szCs w:val="28"/>
@@ -2608,8 +2847,6 @@
         <w:outlineLvl w:val="1"/>
         <w:rPr>
           <w:rFonts w:ascii="Times New Roman" w:eastAsia="Times New Roman" w:hAnsi="Times New Roman" w:cs="Times New Roman"/>
-          <w:b/>
-          <w:bCs/>
           <w:kern w:val="0"/>
           <w:sz w:val="28"/>
           <w:szCs w:val="28"/>
@@ -2642,20 +2879,16 @@
         <w:outlineLvl w:val="1"/>
         <w:rPr>
           <w:rFonts w:ascii="Times New Roman" w:eastAsia="Times New Roman" w:hAnsi="Times New Roman" w:cs="Times New Roman"/>
-          <w:b/>
-          <w:bCs/>
-          <w:kern w:val="0"/>
-          <w:sz w:val="28"/>
-          <w:szCs w:val="28"/>
-          <w:lang w:eastAsia="en-IN"/>
-          <w14:ligatures w14:val="none"/>
-        </w:rPr>
-      </w:pPr>
-      <w:r>
-        <w:rPr>
-          <w:rFonts w:ascii="Times New Roman" w:eastAsia="Times New Roman" w:hAnsi="Times New Roman" w:cs="Times New Roman"/>
-          <w:b/>
-          <w:bCs/>
+          <w:kern w:val="0"/>
+          <w:sz w:val="28"/>
+          <w:szCs w:val="28"/>
+          <w:lang w:eastAsia="en-IN"/>
+          <w14:ligatures w14:val="none"/>
+        </w:rPr>
+      </w:pPr>
+      <w:r>
+        <w:rPr>
+          <w:rFonts w:ascii="Times New Roman" w:eastAsia="Times New Roman" w:hAnsi="Times New Roman" w:cs="Times New Roman"/>
           <w:kern w:val="0"/>
           <w:sz w:val="28"/>
           <w:szCs w:val="28"/>
@@ -2676,20 +2909,16 @@
         <w:outlineLvl w:val="1"/>
         <w:rPr>
           <w:rFonts w:ascii="Times New Roman" w:eastAsia="Times New Roman" w:hAnsi="Times New Roman" w:cs="Times New Roman"/>
-          <w:b/>
-          <w:bCs/>
-          <w:kern w:val="0"/>
-          <w:sz w:val="28"/>
-          <w:szCs w:val="28"/>
-          <w:lang w:eastAsia="en-IN"/>
-          <w14:ligatures w14:val="none"/>
-        </w:rPr>
-      </w:pPr>
-      <w:r>
-        <w:rPr>
-          <w:rFonts w:ascii="Times New Roman" w:eastAsia="Times New Roman" w:hAnsi="Times New Roman" w:cs="Times New Roman"/>
-          <w:b/>
-          <w:bCs/>
+          <w:kern w:val="0"/>
+          <w:sz w:val="28"/>
+          <w:szCs w:val="28"/>
+          <w:lang w:eastAsia="en-IN"/>
+          <w14:ligatures w14:val="none"/>
+        </w:rPr>
+      </w:pPr>
+      <w:r>
+        <w:rPr>
+          <w:rFonts w:ascii="Times New Roman" w:eastAsia="Times New Roman" w:hAnsi="Times New Roman" w:cs="Times New Roman"/>
           <w:kern w:val="0"/>
           <w:sz w:val="28"/>
           <w:szCs w:val="28"/>
@@ -2710,20 +2939,16 @@
         <w:outlineLvl w:val="1"/>
         <w:rPr>
           <w:rFonts w:ascii="Times New Roman" w:eastAsia="Times New Roman" w:hAnsi="Times New Roman" w:cs="Times New Roman"/>
-          <w:b/>
-          <w:bCs/>
-          <w:kern w:val="0"/>
-          <w:sz w:val="28"/>
-          <w:szCs w:val="28"/>
-          <w:lang w:eastAsia="en-IN"/>
-          <w14:ligatures w14:val="none"/>
-        </w:rPr>
-      </w:pPr>
-      <w:r>
-        <w:rPr>
-          <w:rFonts w:ascii="Times New Roman" w:eastAsia="Times New Roman" w:hAnsi="Times New Roman" w:cs="Times New Roman"/>
-          <w:b/>
-          <w:bCs/>
+          <w:kern w:val="0"/>
+          <w:sz w:val="28"/>
+          <w:szCs w:val="28"/>
+          <w:lang w:eastAsia="en-IN"/>
+          <w14:ligatures w14:val="none"/>
+        </w:rPr>
+      </w:pPr>
+      <w:r>
+        <w:rPr>
+          <w:rFonts w:ascii="Times New Roman" w:eastAsia="Times New Roman" w:hAnsi="Times New Roman" w:cs="Times New Roman"/>
           <w:kern w:val="0"/>
           <w:sz w:val="28"/>
           <w:szCs w:val="28"/>
@@ -2742,22 +2967,10 @@
         <w:spacing w:before="100" w:beforeAutospacing="1" w:after="100" w:afterAutospacing="1" w:line="360" w:lineRule="auto"/>
         <w:jc w:val="both"/>
         <w:outlineLvl w:val="1"/>
-        <w:rPr>
-          <w:rFonts w:ascii="Times New Roman" w:eastAsia="Times New Roman" w:hAnsi="Times New Roman" w:cs="Times New Roman"/>
-          <w:b/>
-          <w:bCs/>
-          <w:kern w:val="0"/>
-          <w:sz w:val="28"/>
-          <w:szCs w:val="28"/>
-          <w:lang w:eastAsia="en-IN"/>
-          <w14:ligatures w14:val="none"/>
-        </w:rPr>
-      </w:pPr>
-      <w:r>
-        <w:rPr>
-          <w:rFonts w:ascii="Times New Roman" w:eastAsia="Times New Roman" w:hAnsi="Times New Roman" w:cs="Times New Roman"/>
-          <w:b/>
-          <w:bCs/>
+      </w:pPr>
+      <w:r>
+        <w:rPr>
+          <w:rFonts w:ascii="Times New Roman" w:eastAsia="Times New Roman" w:hAnsi="Times New Roman" w:cs="Times New Roman"/>
           <w:kern w:val="0"/>
           <w:sz w:val="28"/>
           <w:szCs w:val="28"/>
@@ -2767,23 +2980,6 @@
         <w:t>Web-based UI for user interaction</w:t>
       </w:r>
     </w:p>
-    <w:p>
-      <w:pPr>
-        <w:spacing w:before="100" w:beforeAutospacing="1" w:after="100" w:afterAutospacing="1" w:line="240" w:lineRule="auto"/>
-        <w:outlineLvl w:val="1"/>
-        <w:rPr>
-          <w:rFonts w:ascii="Times New Roman" w:eastAsia="Times New Roman" w:hAnsi="Times New Roman" w:cs="Times New Roman"/>
-          <w:b/>
-          <w:bCs/>
-          <w:kern w:val="0"/>
-          <w:sz w:val="36"/>
-          <w:szCs w:val="36"/>
-          <w:lang w:eastAsia="en-IN"/>
-          <w14:ligatures w14:val="none"/>
-        </w:rPr>
-      </w:pPr>
-    </w:p>
-    <w:p/>
     <w:sectPr>
       <w:pgSz w:w="11906" w:h="16838"/>
       <w:pgMar w:top="1440" w:right="1440" w:bottom="1440" w:left="1440" w:header="708" w:footer="708" w:gutter="0"/>
@@ -3357,6 +3553,119 @@
     </w:lvl>
   </w:abstractNum>
   <w:abstractNum w:abstractNumId="4" w15:restartNumberingAfterBreak="0">
+    <w:nsid w:val="1A9B660D"/>
+    <w:multiLevelType w:val="hybridMultilevel"/>
+    <w:tmpl w:val="557E464A"/>
+    <w:lvl w:ilvl="0" w:tplc="4009000F">
+      <w:start w:val="1"/>
+      <w:numFmt w:val="decimal"/>
+      <w:lvlText w:val="%1."/>
+      <w:lvlJc w:val="left"/>
+      <w:pPr>
+        <w:ind w:left="360" w:hanging="360"/>
+      </w:pPr>
+      <w:rPr>
+        <w:rFonts w:hint="default"/>
+      </w:rPr>
+    </w:lvl>
+    <w:lvl w:ilvl="1" w:tplc="FFFFFFFF" w:tentative="1">
+      <w:start w:val="1"/>
+      <w:numFmt w:val="bullet"/>
+      <w:lvlText w:val="o"/>
+      <w:lvlJc w:val="left"/>
+      <w:pPr>
+        <w:ind w:left="1080" w:hanging="360"/>
+      </w:pPr>
+      <w:rPr>
+        <w:rFonts w:ascii="Courier New" w:hAnsi="Courier New" w:cs="Courier New" w:hint="default"/>
+      </w:rPr>
+    </w:lvl>
+    <w:lvl w:ilvl="2" w:tplc="FFFFFFFF" w:tentative="1">
+      <w:start w:val="1"/>
+      <w:numFmt w:val="bullet"/>
+      <w:lvlText w:val=""/>
+      <w:lvlJc w:val="left"/>
+      <w:pPr>
+        <w:ind w:left="1800" w:hanging="360"/>
+      </w:pPr>
+      <w:rPr>
+        <w:rFonts w:ascii="Wingdings" w:hAnsi="Wingdings" w:hint="default"/>
+      </w:rPr>
+    </w:lvl>
+    <w:lvl w:ilvl="3" w:tplc="FFFFFFFF" w:tentative="1">
+      <w:start w:val="1"/>
+      <w:numFmt w:val="bullet"/>
+      <w:lvlText w:val=""/>
+      <w:lvlJc w:val="left"/>
+      <w:pPr>
+        <w:ind w:left="2520" w:hanging="360"/>
+      </w:pPr>
+      <w:rPr>
+        <w:rFonts w:ascii="Symbol" w:hAnsi="Symbol" w:hint="default"/>
+      </w:rPr>
+    </w:lvl>
+    <w:lvl w:ilvl="4" w:tplc="FFFFFFFF" w:tentative="1">
+      <w:start w:val="1"/>
+      <w:numFmt w:val="bullet"/>
+      <w:lvlText w:val="o"/>
+      <w:lvlJc w:val="left"/>
+      <w:pPr>
+        <w:ind w:left="3240" w:hanging="360"/>
+      </w:pPr>
+      <w:rPr>
+        <w:rFonts w:ascii="Courier New" w:hAnsi="Courier New" w:cs="Courier New" w:hint="default"/>
+      </w:rPr>
+    </w:lvl>
+    <w:lvl w:ilvl="5" w:tplc="FFFFFFFF" w:tentative="1">
+      <w:start w:val="1"/>
+      <w:numFmt w:val="bullet"/>
+      <w:lvlText w:val=""/>
+      <w:lvlJc w:val="left"/>
+      <w:pPr>
+        <w:ind w:left="3960" w:hanging="360"/>
+      </w:pPr>
+      <w:rPr>
+        <w:rFonts w:ascii="Wingdings" w:hAnsi="Wingdings" w:hint="default"/>
+      </w:rPr>
+    </w:lvl>
+    <w:lvl w:ilvl="6" w:tplc="FFFFFFFF" w:tentative="1">
+      <w:start w:val="1"/>
+      <w:numFmt w:val="bullet"/>
+      <w:lvlText w:val=""/>
+      <w:lvlJc w:val="left"/>
+      <w:pPr>
+        <w:ind w:left="4680" w:hanging="360"/>
+      </w:pPr>
+      <w:rPr>
+        <w:rFonts w:ascii="Symbol" w:hAnsi="Symbol" w:hint="default"/>
+      </w:rPr>
+    </w:lvl>
+    <w:lvl w:ilvl="7" w:tplc="FFFFFFFF" w:tentative="1">
+      <w:start w:val="1"/>
+      <w:numFmt w:val="bullet"/>
+      <w:lvlText w:val="o"/>
+      <w:lvlJc w:val="left"/>
+      <w:pPr>
+        <w:ind w:left="5400" w:hanging="360"/>
+      </w:pPr>
+      <w:rPr>
+        <w:rFonts w:ascii="Courier New" w:hAnsi="Courier New" w:cs="Courier New" w:hint="default"/>
+      </w:rPr>
+    </w:lvl>
+    <w:lvl w:ilvl="8" w:tplc="FFFFFFFF" w:tentative="1">
+      <w:start w:val="1"/>
+      <w:numFmt w:val="bullet"/>
+      <w:lvlText w:val=""/>
+      <w:lvlJc w:val="left"/>
+      <w:pPr>
+        <w:ind w:left="6120" w:hanging="360"/>
+      </w:pPr>
+      <w:rPr>
+        <w:rFonts w:ascii="Wingdings" w:hAnsi="Wingdings" w:hint="default"/>
+      </w:rPr>
+    </w:lvl>
+  </w:abstractNum>
+  <w:abstractNum w:abstractNumId="5" w15:restartNumberingAfterBreak="0">
     <w:nsid w:val="1AE85FAA"/>
     <w:multiLevelType w:val="multilevel"/>
     <w:tmpl w:val="AC00ECA0"/>
@@ -3505,7 +3814,7 @@
       </w:rPr>
     </w:lvl>
   </w:abstractNum>
-  <w:abstractNum w:abstractNumId="5" w15:restartNumberingAfterBreak="0">
+  <w:abstractNum w:abstractNumId="6" w15:restartNumberingAfterBreak="0">
     <w:nsid w:val="1ED452F1"/>
     <w:multiLevelType w:val="multilevel"/>
     <w:tmpl w:val="6B4E16CA"/>
@@ -3654,7 +3963,7 @@
       </w:rPr>
     </w:lvl>
   </w:abstractNum>
-  <w:abstractNum w:abstractNumId="6" w15:restartNumberingAfterBreak="0">
+  <w:abstractNum w:abstractNumId="7" w15:restartNumberingAfterBreak="0">
     <w:nsid w:val="5DE310A8"/>
     <w:multiLevelType w:val="multilevel"/>
     <w:tmpl w:val="8376C1DC"/>
@@ -3803,7 +4112,7 @@
       </w:rPr>
     </w:lvl>
   </w:abstractNum>
-  <w:abstractNum w:abstractNumId="7" w15:restartNumberingAfterBreak="0">
+  <w:abstractNum w:abstractNumId="8" w15:restartNumberingAfterBreak="0">
     <w:nsid w:val="62EE04FE"/>
     <w:multiLevelType w:val="multilevel"/>
     <w:tmpl w:val="57C8EFE8"/>
@@ -3953,10 +4262,10 @@
     </w:lvl>
   </w:abstractNum>
   <w:num w:numId="1" w16cid:durableId="1661230838">
-    <w:abstractNumId w:val="6"/>
+    <w:abstractNumId w:val="7"/>
   </w:num>
   <w:num w:numId="2" w16cid:durableId="1340815529">
-    <w:abstractNumId w:val="5"/>
+    <w:abstractNumId w:val="6"/>
   </w:num>
   <w:num w:numId="3" w16cid:durableId="584264246">
     <w:abstractNumId w:val="1"/>
@@ -3968,13 +4277,16 @@
     <w:abstractNumId w:val="0"/>
   </w:num>
   <w:num w:numId="6" w16cid:durableId="687217684">
-    <w:abstractNumId w:val="7"/>
+    <w:abstractNumId w:val="8"/>
   </w:num>
   <w:num w:numId="7" w16cid:durableId="783233391">
-    <w:abstractNumId w:val="4"/>
+    <w:abstractNumId w:val="5"/>
   </w:num>
   <w:num w:numId="8" w16cid:durableId="1391884643">
     <w:abstractNumId w:val="2"/>
+  </w:num>
+  <w:num w:numId="9" w16cid:durableId="1211109397">
+    <w:abstractNumId w:val="4"/>
   </w:num>
 </w:numbering>
 </file>
@@ -4581,6 +4893,7 @@
   <w:style w:type="character" w:default="1" w:styleId="DefaultParagraphFont">
     <w:name w:val="Default Paragraph Font"/>
     <w:uiPriority w:val="1"/>
+    <w:semiHidden/>
     <w:unhideWhenUsed/>
   </w:style>
   <w:style w:type="table" w:default="1" w:styleId="TableNormal">
